--- a/src/Tasks.docx
+++ b/src/Tasks.docx
@@ -1,6 +1,6 @@
 
 <file path=word/document.xml><?xml version="1.0" encoding="utf-8"?>
-<w:document xmlns:wpc="http://schemas.microsoft.com/office/word/2010/wordprocessingCanvas" xmlns:cx="http://schemas.microsoft.com/office/drawing/2014/chartex" xmlns:cx1="http://schemas.microsoft.com/office/drawing/2015/9/8/chartex" xmlns:cx2="http://schemas.microsoft.com/office/drawing/2015/10/21/chartex" xmlns:cx3="http://schemas.microsoft.com/office/drawing/2016/5/9/chartex" xmlns:cx4="http://schemas.microsoft.com/office/drawing/2016/5/10/chartex" xmlns:cx5="http://schemas.microsoft.com/office/drawing/2016/5/11/chartex" xmlns:cx6="http://schemas.microsoft.com/office/drawing/2016/5/12/chartex" xmlns:cx7="http://schemas.microsoft.com/office/drawing/2016/5/13/chartex" xmlns:cx8="http://schemas.microsoft.com/office/drawing/2016/5/14/chartex" xmlns:mc="http://schemas.openxmlformats.org/markup-compatibility/2006" xmlns:aink="http://schemas.microsoft.com/office/drawing/2016/ink" xmlns:am3d="http://schemas.microsoft.com/office/drawing/2017/model3d" xmlns:o="urn:schemas-microsoft-com:office:office" xmlns:oel="http://schemas.microsoft.com/office/2019/extlst" xmlns:r="http://schemas.openxmlformats.org/officeDocument/2006/relationships" xmlns:m="http://schemas.openxmlformats.org/officeDocument/2006/math" xmlns:v="urn:schemas-microsoft-com:vml" xmlns:wp14="http://schemas.microsoft.com/office/word/2010/wordprocessingDrawing" xmlns:wp="http://schemas.openxmlformats.org/drawingml/2006/wordprocessingDrawing" xmlns:w10="urn:schemas-microsoft-com:office:word" xmlns:w="http://schemas.openxmlformats.org/wordprocessingml/2006/main" xmlns:w14="http://schemas.microsoft.com/office/word/2010/wordml" xmlns:w15="http://schemas.microsoft.com/office/word/2012/wordml" xmlns:w16cex="http://schemas.microsoft.com/office/word/2018/wordml/cex" xmlns:w16cid="http://schemas.microsoft.com/office/word/2016/wordml/cid" xmlns:w16="http://schemas.microsoft.com/office/word/2018/wordml" xmlns:w16du="http://schemas.microsoft.com/office/word/2023/wordml/word16du" xmlns:w16sdtdh="http://schemas.microsoft.com/office/word/2020/wordml/sdtdatahash" xmlns:w16sdtfl="http://schemas.microsoft.com/office/word/2024/wordml/sdtformatlock" xmlns:w16se="http://schemas.microsoft.com/office/word/2015/wordml/symex" xmlns:wpg="http://schemas.microsoft.com/office/word/2010/wordprocessingGroup" xmlns:wpi="http://schemas.microsoft.com/office/word/2010/wordprocessingInk" xmlns:wne="http://schemas.microsoft.com/office/word/2006/wordml" xmlns:wps="http://schemas.microsoft.com/office/word/2010/wordprocessingShape" mc:Ignorable="w14 w15 w16se w16cid w16 w16cex w16sdtdh w16sdtfl w16du wp14">
+<w:document xmlns:ve="http://schemas.openxmlformats.org/markup-compatibility/2006" xmlns:o="urn:schemas-microsoft-com:office:office" xmlns:r="http://schemas.openxmlformats.org/officeDocument/2006/relationships" xmlns:m="http://schemas.openxmlformats.org/officeDocument/2006/math" xmlns:v="urn:schemas-microsoft-com:vml" xmlns:wp="http://schemas.openxmlformats.org/drawingml/2006/wordprocessingDrawing" xmlns:w10="urn:schemas-microsoft-com:office:word" xmlns:w="http://schemas.openxmlformats.org/wordprocessingml/2006/main" xmlns:wne="http://schemas.microsoft.com/office/word/2006/wordml">
   <w:body>
     <w:p>
       <w:pPr>
@@ -121,7 +121,59 @@
     </w:p>
     <w:p/>
     <w:p/>
-    <w:p/>
+    <w:p>
+      <w:r>
+        <w:rPr>
+          <w:noProof/>
+          <w:lang w:eastAsia="en-US"/>
+        </w:rPr>
+        <w:drawing>
+          <wp:inline distT="0" distB="0" distL="0" distR="0">
+            <wp:extent cx="5943600" cy="3240869"/>
+            <wp:effectExtent l="19050" t="0" r="0" b="0"/>
+            <wp:docPr id="1" name="Picture 1"/>
+            <wp:cNvGraphicFramePr>
+              <a:graphicFrameLocks xmlns:a="http://schemas.openxmlformats.org/drawingml/2006/main" noChangeAspect="1"/>
+            </wp:cNvGraphicFramePr>
+            <a:graphic xmlns:a="http://schemas.openxmlformats.org/drawingml/2006/main">
+              <a:graphicData uri="http://schemas.openxmlformats.org/drawingml/2006/picture">
+                <pic:pic xmlns:pic="http://schemas.openxmlformats.org/drawingml/2006/picture">
+                  <pic:nvPicPr>
+                    <pic:cNvPr id="0" name="Picture 1"/>
+                    <pic:cNvPicPr>
+                      <a:picLocks noChangeAspect="1" noChangeArrowheads="1"/>
+                    </pic:cNvPicPr>
+                  </pic:nvPicPr>
+                  <pic:blipFill>
+                    <a:blip r:embed="rId5" cstate="print"/>
+                    <a:srcRect/>
+                    <a:stretch>
+                      <a:fillRect/>
+                    </a:stretch>
+                  </pic:blipFill>
+                  <pic:spPr bwMode="auto">
+                    <a:xfrm>
+                      <a:off x="0" y="0"/>
+                      <a:ext cx="5943600" cy="3240869"/>
+                    </a:xfrm>
+                    <a:prstGeom prst="rect">
+                      <a:avLst/>
+                    </a:prstGeom>
+                    <a:noFill/>
+                    <a:ln w="9525">
+                      <a:noFill/>
+                      <a:miter lim="800000"/>
+                      <a:headEnd/>
+                      <a:tailEnd/>
+                    </a:ln>
+                  </pic:spPr>
+                </pic:pic>
+              </a:graphicData>
+            </a:graphic>
+          </wp:inline>
+        </w:drawing>
+      </w:r>
+    </w:p>
     <w:p/>
     <w:sectPr>
       <w:pgSz w:w="12240" w:h="15840"/>
@@ -134,8 +186,8 @@
 </file>
 
 <file path=word/numbering.xml><?xml version="1.0" encoding="utf-8"?>
-<w:numbering xmlns:wpc="http://schemas.microsoft.com/office/word/2010/wordprocessingCanvas" xmlns:cx="http://schemas.microsoft.com/office/drawing/2014/chartex" xmlns:cx1="http://schemas.microsoft.com/office/drawing/2015/9/8/chartex" xmlns:cx2="http://schemas.microsoft.com/office/drawing/2015/10/21/chartex" xmlns:cx3="http://schemas.microsoft.com/office/drawing/2016/5/9/chartex" xmlns:cx4="http://schemas.microsoft.com/office/drawing/2016/5/10/chartex" xmlns:cx5="http://schemas.microsoft.com/office/drawing/2016/5/11/chartex" xmlns:cx6="http://schemas.microsoft.com/office/drawing/2016/5/12/chartex" xmlns:cx7="http://schemas.microsoft.com/office/drawing/2016/5/13/chartex" xmlns:cx8="http://schemas.microsoft.com/office/drawing/2016/5/14/chartex" xmlns:mc="http://schemas.openxmlformats.org/markup-compatibility/2006" xmlns:aink="http://schemas.microsoft.com/office/drawing/2016/ink" xmlns:am3d="http://schemas.microsoft.com/office/drawing/2017/model3d" xmlns:o="urn:schemas-microsoft-com:office:office" xmlns:oel="http://schemas.microsoft.com/office/2019/extlst" xmlns:r="http://schemas.openxmlformats.org/officeDocument/2006/relationships" xmlns:m="http://schemas.openxmlformats.org/officeDocument/2006/math" xmlns:v="urn:schemas-microsoft-com:vml" xmlns:wp14="http://schemas.microsoft.com/office/word/2010/wordprocessingDrawing" xmlns:wp="http://schemas.openxmlformats.org/drawingml/2006/wordprocessingDrawing" xmlns:w10="urn:schemas-microsoft-com:office:word" xmlns:w="http://schemas.openxmlformats.org/wordprocessingml/2006/main" xmlns:w14="http://schemas.microsoft.com/office/word/2010/wordml" xmlns:w15="http://schemas.microsoft.com/office/word/2012/wordml" xmlns:w16cex="http://schemas.microsoft.com/office/word/2018/wordml/cex" xmlns:w16cid="http://schemas.microsoft.com/office/word/2016/wordml/cid" xmlns:w16="http://schemas.microsoft.com/office/word/2018/wordml" xmlns:w16du="http://schemas.microsoft.com/office/word/2023/wordml/word16du" xmlns:w16sdtdh="http://schemas.microsoft.com/office/word/2020/wordml/sdtdatahash" xmlns:w16sdtfl="http://schemas.microsoft.com/office/word/2024/wordml/sdtformatlock" xmlns:w16se="http://schemas.microsoft.com/office/word/2015/wordml/symex" xmlns:wpg="http://schemas.microsoft.com/office/word/2010/wordprocessingGroup" xmlns:wpi="http://schemas.microsoft.com/office/word/2010/wordprocessingInk" xmlns:wne="http://schemas.microsoft.com/office/word/2006/wordml" xmlns:wps="http://schemas.microsoft.com/office/word/2010/wordprocessingShape" mc:Ignorable="w14 w15 w16se w16cid w16 w16cex w16sdtdh w16sdtfl w16du wp14">
-  <w:abstractNum w:abstractNumId="0" w15:restartNumberingAfterBreak="0">
+<w:numbering xmlns:ve="http://schemas.openxmlformats.org/markup-compatibility/2006" xmlns:o="urn:schemas-microsoft-com:office:office" xmlns:r="http://schemas.openxmlformats.org/officeDocument/2006/relationships" xmlns:m="http://schemas.openxmlformats.org/officeDocument/2006/math" xmlns:v="urn:schemas-microsoft-com:vml" xmlns:wp="http://schemas.openxmlformats.org/drawingml/2006/wordprocessingDrawing" xmlns:w10="urn:schemas-microsoft-com:office:word" xmlns:w="http://schemas.openxmlformats.org/wordprocessingml/2006/main" xmlns:wne="http://schemas.microsoft.com/office/word/2006/wordml">
+  <w:abstractNum w:abstractNumId="0">
     <w:nsid w:val="1C0B8B93"/>
     <w:multiLevelType w:val="multilevel"/>
     <w:tmpl w:val="E68040AC"/>
@@ -221,7 +273,7 @@
       </w:pPr>
     </w:lvl>
   </w:abstractNum>
-  <w:abstractNum w:abstractNumId="1" w15:restartNumberingAfterBreak="0">
+  <w:abstractNum w:abstractNumId="1">
     <w:nsid w:val="1C39863A"/>
     <w:multiLevelType w:val="hybridMultilevel"/>
     <w:tmpl w:val="BED0CA30"/>
@@ -334,7 +386,7 @@
       </w:rPr>
     </w:lvl>
   </w:abstractNum>
-  <w:abstractNum w:abstractNumId="2" w15:restartNumberingAfterBreak="0">
+  <w:abstractNum w:abstractNumId="2">
     <w:nsid w:val="379B41A3"/>
     <w:multiLevelType w:val="hybridMultilevel"/>
     <w:tmpl w:val="B97405C4"/>
@@ -447,7 +499,7 @@
       </w:rPr>
     </w:lvl>
   </w:abstractNum>
-  <w:abstractNum w:abstractNumId="3" w15:restartNumberingAfterBreak="0">
+  <w:abstractNum w:abstractNumId="3">
     <w:nsid w:val="4359DAED"/>
     <w:multiLevelType w:val="hybridMultilevel"/>
     <w:tmpl w:val="111EF726"/>
@@ -560,7 +612,7 @@
       </w:rPr>
     </w:lvl>
   </w:abstractNum>
-  <w:abstractNum w:abstractNumId="4" w15:restartNumberingAfterBreak="0">
+  <w:abstractNum w:abstractNumId="4">
     <w:nsid w:val="473EAA8A"/>
     <w:multiLevelType w:val="hybridMultilevel"/>
     <w:tmpl w:val="AD564C22"/>
@@ -673,7 +725,7 @@
       </w:rPr>
     </w:lvl>
   </w:abstractNum>
-  <w:abstractNum w:abstractNumId="5" w15:restartNumberingAfterBreak="0">
+  <w:abstractNum w:abstractNumId="5">
     <w:nsid w:val="67D2B14A"/>
     <w:multiLevelType w:val="multilevel"/>
     <w:tmpl w:val="ECCE5DAC"/>
@@ -759,7 +811,7 @@
       </w:pPr>
     </w:lvl>
   </w:abstractNum>
-  <w:abstractNum w:abstractNumId="6" w15:restartNumberingAfterBreak="0">
+  <w:abstractNum w:abstractNumId="6">
     <w:nsid w:val="7C01616D"/>
     <w:multiLevelType w:val="hybridMultilevel"/>
     <w:tmpl w:val="9334CC8C"/>
@@ -872,32 +924,32 @@
       </w:rPr>
     </w:lvl>
   </w:abstractNum>
-  <w:num w:numId="1" w16cid:durableId="1608542492">
+  <w:num w:numId="1">
     <w:abstractNumId w:val="3"/>
   </w:num>
-  <w:num w:numId="2" w16cid:durableId="2069767851">
+  <w:num w:numId="2">
     <w:abstractNumId w:val="2"/>
   </w:num>
-  <w:num w:numId="3" w16cid:durableId="1913854003">
+  <w:num w:numId="3">
     <w:abstractNumId w:val="6"/>
   </w:num>
-  <w:num w:numId="4" w16cid:durableId="337082490">
+  <w:num w:numId="4">
     <w:abstractNumId w:val="4"/>
   </w:num>
-  <w:num w:numId="5" w16cid:durableId="1379361212">
+  <w:num w:numId="5">
     <w:abstractNumId w:val="5"/>
   </w:num>
-  <w:num w:numId="6" w16cid:durableId="1311058181">
+  <w:num w:numId="6">
     <w:abstractNumId w:val="0"/>
   </w:num>
-  <w:num w:numId="7" w16cid:durableId="962661947">
+  <w:num w:numId="7">
     <w:abstractNumId w:val="1"/>
   </w:num>
 </w:numbering>
 </file>
 
 <file path=word/styles.xml><?xml version="1.0" encoding="utf-8"?>
-<w:styles xmlns:mc="http://schemas.openxmlformats.org/markup-compatibility/2006" xmlns:r="http://schemas.openxmlformats.org/officeDocument/2006/relationships" xmlns:w="http://schemas.openxmlformats.org/wordprocessingml/2006/main" xmlns:w14="http://schemas.microsoft.com/office/word/2010/wordml" xmlns:w15="http://schemas.microsoft.com/office/word/2012/wordml" xmlns:w16cex="http://schemas.microsoft.com/office/word/2018/wordml/cex" xmlns:w16cid="http://schemas.microsoft.com/office/word/2016/wordml/cid" xmlns:w16="http://schemas.microsoft.com/office/word/2018/wordml" xmlns:w16du="http://schemas.microsoft.com/office/word/2023/wordml/word16du" xmlns:w16sdtdh="http://schemas.microsoft.com/office/word/2020/wordml/sdtdatahash" xmlns:w16sdtfl="http://schemas.microsoft.com/office/word/2024/wordml/sdtformatlock" xmlns:w16se="http://schemas.microsoft.com/office/word/2015/wordml/symex" mc:Ignorable="w14 w15 w16se w16cid w16 w16cex w16sdtdh w16sdtfl w16du">
+<w:styles xmlns:r="http://schemas.openxmlformats.org/officeDocument/2006/relationships" xmlns:w="http://schemas.openxmlformats.org/wordprocessingml/2006/main">
   <w:docDefaults>
     <w:rPrDefault>
       <w:rPr>
@@ -913,387 +965,149 @@
       </w:pPr>
     </w:pPrDefault>
   </w:docDefaults>
-  <w:latentStyles w:defLockedState="0" w:defUIPriority="99" w:defSemiHidden="0" w:defUnhideWhenUsed="0" w:defQFormat="0" w:count="376">
-    <w:lsdException w:name="Normal" w:uiPriority="0" w:qFormat="1"/>
-    <w:lsdException w:name="heading 1" w:uiPriority="9" w:qFormat="1"/>
-    <w:lsdException w:name="heading 2" w:semiHidden="1" w:uiPriority="9" w:unhideWhenUsed="1" w:qFormat="1"/>
-    <w:lsdException w:name="heading 3" w:semiHidden="1" w:uiPriority="9" w:unhideWhenUsed="1" w:qFormat="1"/>
-    <w:lsdException w:name="heading 4" w:semiHidden="1" w:uiPriority="9" w:unhideWhenUsed="1" w:qFormat="1"/>
-    <w:lsdException w:name="heading 5" w:semiHidden="1" w:uiPriority="9" w:unhideWhenUsed="1" w:qFormat="1"/>
-    <w:lsdException w:name="heading 6" w:semiHidden="1" w:uiPriority="9" w:unhideWhenUsed="1" w:qFormat="1"/>
-    <w:lsdException w:name="heading 7" w:semiHidden="1" w:uiPriority="9" w:unhideWhenUsed="1" w:qFormat="1"/>
-    <w:lsdException w:name="heading 8" w:semiHidden="1" w:uiPriority="9" w:unhideWhenUsed="1" w:qFormat="1"/>
-    <w:lsdException w:name="heading 9" w:semiHidden="1" w:uiPriority="9" w:unhideWhenUsed="1" w:qFormat="1"/>
-    <w:lsdException w:name="index 1" w:semiHidden="1" w:unhideWhenUsed="1"/>
-    <w:lsdException w:name="index 2" w:semiHidden="1" w:unhideWhenUsed="1"/>
-    <w:lsdException w:name="index 3" w:semiHidden="1" w:unhideWhenUsed="1"/>
-    <w:lsdException w:name="index 4" w:semiHidden="1" w:unhideWhenUsed="1"/>
-    <w:lsdException w:name="index 5" w:semiHidden="1" w:unhideWhenUsed="1"/>
-    <w:lsdException w:name="index 6" w:semiHidden="1" w:unhideWhenUsed="1"/>
-    <w:lsdException w:name="index 7" w:semiHidden="1" w:unhideWhenUsed="1"/>
-    <w:lsdException w:name="index 8" w:semiHidden="1" w:unhideWhenUsed="1"/>
-    <w:lsdException w:name="index 9" w:semiHidden="1" w:unhideWhenUsed="1"/>
-    <w:lsdException w:name="toc 1" w:semiHidden="1" w:uiPriority="39" w:unhideWhenUsed="1"/>
-    <w:lsdException w:name="toc 2" w:semiHidden="1" w:uiPriority="39" w:unhideWhenUsed="1"/>
-    <w:lsdException w:name="toc 3" w:semiHidden="1" w:uiPriority="39" w:unhideWhenUsed="1"/>
-    <w:lsdException w:name="toc 4" w:semiHidden="1" w:uiPriority="39" w:unhideWhenUsed="1"/>
-    <w:lsdException w:name="toc 5" w:semiHidden="1" w:uiPriority="39" w:unhideWhenUsed="1"/>
-    <w:lsdException w:name="toc 6" w:semiHidden="1" w:uiPriority="39" w:unhideWhenUsed="1"/>
-    <w:lsdException w:name="toc 7" w:semiHidden="1" w:uiPriority="39" w:unhideWhenUsed="1"/>
-    <w:lsdException w:name="toc 8" w:semiHidden="1" w:uiPriority="39" w:unhideWhenUsed="1"/>
-    <w:lsdException w:name="toc 9" w:semiHidden="1" w:uiPriority="39" w:unhideWhenUsed="1"/>
-    <w:lsdException w:name="Normal Indent" w:semiHidden="1" w:unhideWhenUsed="1"/>
-    <w:lsdException w:name="footnote text" w:semiHidden="1" w:unhideWhenUsed="1"/>
-    <w:lsdException w:name="annotation text" w:semiHidden="1" w:unhideWhenUsed="1"/>
-    <w:lsdException w:name="header" w:semiHidden="1" w:unhideWhenUsed="1"/>
-    <w:lsdException w:name="footer" w:semiHidden="1" w:unhideWhenUsed="1"/>
-    <w:lsdException w:name="index heading" w:semiHidden="1" w:unhideWhenUsed="1"/>
-    <w:lsdException w:name="caption" w:semiHidden="1" w:uiPriority="35" w:unhideWhenUsed="1" w:qFormat="1"/>
-    <w:lsdException w:name="table of figures" w:semiHidden="1" w:unhideWhenUsed="1"/>
-    <w:lsdException w:name="envelope address" w:semiHidden="1" w:unhideWhenUsed="1"/>
-    <w:lsdException w:name="envelope return" w:semiHidden="1" w:unhideWhenUsed="1"/>
-    <w:lsdException w:name="footnote reference" w:semiHidden="1" w:unhideWhenUsed="1"/>
-    <w:lsdException w:name="annotation reference" w:semiHidden="1" w:unhideWhenUsed="1"/>
-    <w:lsdException w:name="line number" w:semiHidden="1" w:unhideWhenUsed="1"/>
-    <w:lsdException w:name="page number" w:semiHidden="1" w:unhideWhenUsed="1"/>
-    <w:lsdException w:name="endnote reference" w:semiHidden="1" w:unhideWhenUsed="1"/>
-    <w:lsdException w:name="endnote text" w:semiHidden="1" w:unhideWhenUsed="1"/>
-    <w:lsdException w:name="table of authorities" w:semiHidden="1" w:unhideWhenUsed="1"/>
-    <w:lsdException w:name="macro" w:semiHidden="1" w:unhideWhenUsed="1"/>
-    <w:lsdException w:name="toa heading" w:semiHidden="1" w:unhideWhenUsed="1"/>
-    <w:lsdException w:name="List" w:semiHidden="1" w:unhideWhenUsed="1"/>
-    <w:lsdException w:name="List Bullet" w:semiHidden="1" w:unhideWhenUsed="1"/>
-    <w:lsdException w:name="List Number" w:semiHidden="1" w:unhideWhenUsed="1"/>
-    <w:lsdException w:name="List 2" w:semiHidden="1" w:unhideWhenUsed="1"/>
-    <w:lsdException w:name="List 3" w:semiHidden="1" w:unhideWhenUsed="1"/>
-    <w:lsdException w:name="List 4" w:semiHidden="1" w:unhideWhenUsed="1"/>
-    <w:lsdException w:name="List 5" w:semiHidden="1" w:unhideWhenUsed="1"/>
-    <w:lsdException w:name="List Bullet 2" w:semiHidden="1" w:unhideWhenUsed="1"/>
-    <w:lsdException w:name="List Bullet 3" w:semiHidden="1" w:unhideWhenUsed="1"/>
-    <w:lsdException w:name="List Bullet 4" w:semiHidden="1" w:unhideWhenUsed="1"/>
-    <w:lsdException w:name="List Bullet 5" w:semiHidden="1" w:unhideWhenUsed="1"/>
-    <w:lsdException w:name="List Number 2" w:semiHidden="1" w:unhideWhenUsed="1"/>
-    <w:lsdException w:name="List Number 3" w:semiHidden="1" w:unhideWhenUsed="1"/>
-    <w:lsdException w:name="List Number 4" w:semiHidden="1" w:unhideWhenUsed="1"/>
-    <w:lsdException w:name="List Number 5" w:semiHidden="1" w:unhideWhenUsed="1"/>
-    <w:lsdException w:name="Title" w:uiPriority="10" w:qFormat="1"/>
-    <w:lsdException w:name="Closing" w:semiHidden="1" w:unhideWhenUsed="1"/>
-    <w:lsdException w:name="Signature" w:semiHidden="1" w:unhideWhenUsed="1"/>
-    <w:lsdException w:name="Default Paragraph Font" w:semiHidden="1" w:uiPriority="1" w:unhideWhenUsed="1"/>
-    <w:lsdException w:name="Body Text" w:semiHidden="1" w:unhideWhenUsed="1"/>
-    <w:lsdException w:name="Body Text Indent" w:semiHidden="1" w:unhideWhenUsed="1"/>
-    <w:lsdException w:name="List Continue" w:semiHidden="1" w:unhideWhenUsed="1"/>
-    <w:lsdException w:name="List Continue 2" w:semiHidden="1" w:unhideWhenUsed="1"/>
-    <w:lsdException w:name="List Continue 3" w:semiHidden="1" w:unhideWhenUsed="1"/>
-    <w:lsdException w:name="List Continue 4" w:semiHidden="1" w:unhideWhenUsed="1"/>
-    <w:lsdException w:name="List Continue 5" w:semiHidden="1" w:unhideWhenUsed="1"/>
-    <w:lsdException w:name="Message Header" w:semiHidden="1" w:unhideWhenUsed="1"/>
-    <w:lsdException w:name="Subtitle" w:uiPriority="11" w:qFormat="1"/>
-    <w:lsdException w:name="Salutation" w:semiHidden="1" w:unhideWhenUsed="1"/>
-    <w:lsdException w:name="Date" w:semiHidden="1" w:unhideWhenUsed="1"/>
-    <w:lsdException w:name="Body Text First Indent" w:semiHidden="1" w:unhideWhenUsed="1"/>
-    <w:lsdException w:name="Body Text First Indent 2" w:semiHidden="1" w:unhideWhenUsed="1"/>
-    <w:lsdException w:name="Note Heading" w:semiHidden="1" w:unhideWhenUsed="1"/>
-    <w:lsdException w:name="Body Text 2" w:semiHidden="1" w:unhideWhenUsed="1"/>
-    <w:lsdException w:name="Body Text 3" w:semiHidden="1" w:unhideWhenUsed="1"/>
-    <w:lsdException w:name="Body Text Indent 2" w:semiHidden="1" w:unhideWhenUsed="1"/>
-    <w:lsdException w:name="Body Text Indent 3" w:semiHidden="1" w:unhideWhenUsed="1"/>
-    <w:lsdException w:name="Block Text" w:semiHidden="1" w:unhideWhenUsed="1"/>
-    <w:lsdException w:name="Hyperlink" w:semiHidden="1" w:unhideWhenUsed="1"/>
-    <w:lsdException w:name="FollowedHyperlink" w:semiHidden="1" w:unhideWhenUsed="1"/>
-    <w:lsdException w:name="Strong" w:uiPriority="22" w:qFormat="1"/>
-    <w:lsdException w:name="Emphasis" w:uiPriority="20" w:qFormat="1"/>
-    <w:lsdException w:name="Document Map" w:semiHidden="1" w:unhideWhenUsed="1"/>
-    <w:lsdException w:name="Plain Text" w:semiHidden="1" w:unhideWhenUsed="1"/>
-    <w:lsdException w:name="E-mail Signature" w:semiHidden="1" w:unhideWhenUsed="1"/>
-    <w:lsdException w:name="HTML Top of Form" w:semiHidden="1" w:unhideWhenUsed="1"/>
-    <w:lsdException w:name="HTML Bottom of Form" w:semiHidden="1" w:unhideWhenUsed="1"/>
-    <w:lsdException w:name="Normal (Web)" w:semiHidden="1" w:unhideWhenUsed="1"/>
-    <w:lsdException w:name="HTML Acronym" w:semiHidden="1" w:unhideWhenUsed="1"/>
-    <w:lsdException w:name="HTML Address" w:semiHidden="1" w:unhideWhenUsed="1"/>
-    <w:lsdException w:name="HTML Cite" w:semiHidden="1" w:unhideWhenUsed="1"/>
-    <w:lsdException w:name="HTML Code" w:semiHidden="1" w:unhideWhenUsed="1"/>
-    <w:lsdException w:name="HTML Definition" w:semiHidden="1" w:unhideWhenUsed="1"/>
-    <w:lsdException w:name="HTML Keyboard" w:semiHidden="1" w:unhideWhenUsed="1"/>
-    <w:lsdException w:name="HTML Preformatted" w:semiHidden="1" w:unhideWhenUsed="1"/>
-    <w:lsdException w:name="HTML Sample" w:semiHidden="1" w:unhideWhenUsed="1"/>
-    <w:lsdException w:name="HTML Typewriter" w:semiHidden="1" w:unhideWhenUsed="1"/>
-    <w:lsdException w:name="HTML Variable" w:semiHidden="1" w:unhideWhenUsed="1"/>
-    <w:lsdException w:name="Normal Table" w:semiHidden="1" w:unhideWhenUsed="1"/>
-    <w:lsdException w:name="annotation subject" w:semiHidden="1" w:unhideWhenUsed="1"/>
-    <w:lsdException w:name="No List" w:semiHidden="1" w:unhideWhenUsed="1"/>
-    <w:lsdException w:name="Outline List 1" w:semiHidden="1" w:unhideWhenUsed="1"/>
-    <w:lsdException w:name="Outline List 2" w:semiHidden="1" w:unhideWhenUsed="1"/>
-    <w:lsdException w:name="Outline List 3" w:semiHidden="1" w:unhideWhenUsed="1"/>
-    <w:lsdException w:name="Table Simple 1" w:semiHidden="1" w:unhideWhenUsed="1"/>
-    <w:lsdException w:name="Table Simple 2" w:semiHidden="1" w:unhideWhenUsed="1"/>
-    <w:lsdException w:name="Table Simple 3" w:semiHidden="1" w:unhideWhenUsed="1"/>
-    <w:lsdException w:name="Table Classic 1" w:semiHidden="1" w:unhideWhenUsed="1"/>
-    <w:lsdException w:name="Table Classic 2" w:semiHidden="1" w:unhideWhenUsed="1"/>
-    <w:lsdException w:name="Table Classic 3" w:semiHidden="1" w:unhideWhenUsed="1"/>
-    <w:lsdException w:name="Table Classic 4" w:semiHidden="1" w:unhideWhenUsed="1"/>
-    <w:lsdException w:name="Table Colorful 1" w:semiHidden="1" w:unhideWhenUsed="1"/>
-    <w:lsdException w:name="Table Colorful 2" w:semiHidden="1" w:unhideWhenUsed="1"/>
-    <w:lsdException w:name="Table Colorful 3" w:semiHidden="1" w:unhideWhenUsed="1"/>
-    <w:lsdException w:name="Table Columns 1" w:semiHidden="1" w:unhideWhenUsed="1"/>
-    <w:lsdException w:name="Table Columns 2" w:semiHidden="1" w:unhideWhenUsed="1"/>
-    <w:lsdException w:name="Table Columns 3" w:semiHidden="1" w:unhideWhenUsed="1"/>
-    <w:lsdException w:name="Table Columns 4" w:semiHidden="1" w:unhideWhenUsed="1"/>
-    <w:lsdException w:name="Table Columns 5" w:semiHidden="1" w:unhideWhenUsed="1"/>
-    <w:lsdException w:name="Table Grid 1" w:semiHidden="1" w:unhideWhenUsed="1"/>
-    <w:lsdException w:name="Table Grid 2" w:semiHidden="1" w:unhideWhenUsed="1"/>
-    <w:lsdException w:name="Table Grid 3" w:semiHidden="1" w:unhideWhenUsed="1"/>
-    <w:lsdException w:name="Table Grid 4" w:semiHidden="1" w:unhideWhenUsed="1"/>
-    <w:lsdException w:name="Table Grid 5" w:semiHidden="1" w:unhideWhenUsed="1"/>
-    <w:lsdException w:name="Table Grid 6" w:semiHidden="1" w:unhideWhenUsed="1"/>
-    <w:lsdException w:name="Table Grid 7" w:semiHidden="1" w:unhideWhenUsed="1"/>
-    <w:lsdException w:name="Table Grid 8" w:semiHidden="1" w:unhideWhenUsed="1"/>
-    <w:lsdException w:name="Table List 1" w:semiHidden="1" w:unhideWhenUsed="1"/>
-    <w:lsdException w:name="Table List 2" w:semiHidden="1" w:unhideWhenUsed="1"/>
-    <w:lsdException w:name="Table List 3" w:semiHidden="1" w:unhideWhenUsed="1"/>
-    <w:lsdException w:name="Table List 4" w:semiHidden="1" w:unhideWhenUsed="1"/>
-    <w:lsdException w:name="Table List 5" w:semiHidden="1" w:unhideWhenUsed="1"/>
-    <w:lsdException w:name="Table List 6" w:semiHidden="1" w:unhideWhenUsed="1"/>
-    <w:lsdException w:name="Table List 7" w:semiHidden="1" w:unhideWhenUsed="1"/>
-    <w:lsdException w:name="Table List 8" w:semiHidden="1" w:unhideWhenUsed="1"/>
-    <w:lsdException w:name="Table 3D effects 1" w:semiHidden="1" w:unhideWhenUsed="1"/>
-    <w:lsdException w:name="Table 3D effects 2" w:semiHidden="1" w:unhideWhenUsed="1"/>
-    <w:lsdException w:name="Table 3D effects 3" w:semiHidden="1" w:unhideWhenUsed="1"/>
-    <w:lsdException w:name="Table Contemporary" w:semiHidden="1" w:unhideWhenUsed="1"/>
-    <w:lsdException w:name="Table Elegant" w:semiHidden="1" w:unhideWhenUsed="1"/>
-    <w:lsdException w:name="Table Professional" w:semiHidden="1" w:unhideWhenUsed="1"/>
-    <w:lsdException w:name="Table Subtle 1" w:semiHidden="1" w:unhideWhenUsed="1"/>
-    <w:lsdException w:name="Table Subtle 2" w:semiHidden="1" w:unhideWhenUsed="1"/>
-    <w:lsdException w:name="Table Web 1" w:semiHidden="1" w:unhideWhenUsed="1"/>
-    <w:lsdException w:name="Table Web 2" w:semiHidden="1" w:unhideWhenUsed="1"/>
-    <w:lsdException w:name="Table Web 3" w:semiHidden="1" w:unhideWhenUsed="1"/>
-    <w:lsdException w:name="Balloon Text" w:semiHidden="1" w:unhideWhenUsed="1"/>
-    <w:lsdException w:name="Table Grid" w:uiPriority="39"/>
-    <w:lsdException w:name="Table Theme" w:semiHidden="1" w:unhideWhenUsed="1"/>
-    <w:lsdException w:name="Placeholder Text" w:semiHidden="1"/>
-    <w:lsdException w:name="No Spacing" w:uiPriority="1" w:qFormat="1"/>
-    <w:lsdException w:name="Light Shading" w:uiPriority="60"/>
-    <w:lsdException w:name="Light List" w:uiPriority="61"/>
-    <w:lsdException w:name="Light Grid" w:uiPriority="62"/>
-    <w:lsdException w:name="Medium Shading 1" w:uiPriority="63"/>
-    <w:lsdException w:name="Medium Shading 2" w:uiPriority="64"/>
-    <w:lsdException w:name="Medium List 1" w:uiPriority="65"/>
-    <w:lsdException w:name="Medium List 2" w:uiPriority="66"/>
-    <w:lsdException w:name="Medium Grid 1" w:uiPriority="67"/>
-    <w:lsdException w:name="Medium Grid 2" w:uiPriority="68"/>
-    <w:lsdException w:name="Medium Grid 3" w:uiPriority="69"/>
-    <w:lsdException w:name="Dark List" w:uiPriority="70"/>
-    <w:lsdException w:name="Colorful Shading" w:uiPriority="71"/>
-    <w:lsdException w:name="Colorful List" w:uiPriority="72"/>
-    <w:lsdException w:name="Colorful Grid" w:uiPriority="73"/>
-    <w:lsdException w:name="Light Shading Accent 1" w:uiPriority="60"/>
-    <w:lsdException w:name="Light List Accent 1" w:uiPriority="61"/>
-    <w:lsdException w:name="Light Grid Accent 1" w:uiPriority="62"/>
-    <w:lsdException w:name="Medium Shading 1 Accent 1" w:uiPriority="63"/>
-    <w:lsdException w:name="Medium Shading 2 Accent 1" w:uiPriority="64"/>
-    <w:lsdException w:name="Medium List 1 Accent 1" w:uiPriority="65"/>
-    <w:lsdException w:name="Revision" w:semiHidden="1"/>
-    <w:lsdException w:name="List Paragraph" w:uiPriority="34" w:qFormat="1"/>
-    <w:lsdException w:name="Quote" w:uiPriority="29" w:qFormat="1"/>
-    <w:lsdException w:name="Intense Quote" w:uiPriority="30" w:qFormat="1"/>
-    <w:lsdException w:name="Medium List 2 Accent 1" w:uiPriority="66"/>
-    <w:lsdException w:name="Medium Grid 1 Accent 1" w:uiPriority="67"/>
-    <w:lsdException w:name="Medium Grid 2 Accent 1" w:uiPriority="68"/>
-    <w:lsdException w:name="Medium Grid 3 Accent 1" w:uiPriority="69"/>
-    <w:lsdException w:name="Dark List Accent 1" w:uiPriority="70"/>
-    <w:lsdException w:name="Colorful Shading Accent 1" w:uiPriority="71"/>
-    <w:lsdException w:name="Colorful List Accent 1" w:uiPriority="72"/>
-    <w:lsdException w:name="Colorful Grid Accent 1" w:uiPriority="73"/>
-    <w:lsdException w:name="Light Shading Accent 2" w:uiPriority="60"/>
-    <w:lsdException w:name="Light List Accent 2" w:uiPriority="61"/>
-    <w:lsdException w:name="Light Grid Accent 2" w:uiPriority="62"/>
-    <w:lsdException w:name="Medium Shading 1 Accent 2" w:uiPriority="63"/>
-    <w:lsdException w:name="Medium Shading 2 Accent 2" w:uiPriority="64"/>
-    <w:lsdException w:name="Medium List 1 Accent 2" w:uiPriority="65"/>
-    <w:lsdException w:name="Medium List 2 Accent 2" w:uiPriority="66"/>
-    <w:lsdException w:name="Medium Grid 1 Accent 2" w:uiPriority="67"/>
-    <w:lsdException w:name="Medium Grid 2 Accent 2" w:uiPriority="68"/>
-    <w:lsdException w:name="Medium Grid 3 Accent 2" w:uiPriority="69"/>
-    <w:lsdException w:name="Dark List Accent 2" w:uiPriority="70"/>
-    <w:lsdException w:name="Colorful Shading Accent 2" w:uiPriority="71"/>
-    <w:lsdException w:name="Colorful List Accent 2" w:uiPriority="72"/>
-    <w:lsdException w:name="Colorful Grid Accent 2" w:uiPriority="73"/>
-    <w:lsdException w:name="Light Shading Accent 3" w:uiPriority="60"/>
-    <w:lsdException w:name="Light List Accent 3" w:uiPriority="61"/>
-    <w:lsdException w:name="Light Grid Accent 3" w:uiPriority="62"/>
-    <w:lsdException w:name="Medium Shading 1 Accent 3" w:uiPriority="63"/>
-    <w:lsdException w:name="Medium Shading 2 Accent 3" w:uiPriority="64"/>
-    <w:lsdException w:name="Medium List 1 Accent 3" w:uiPriority="65"/>
-    <w:lsdException w:name="Medium List 2 Accent 3" w:uiPriority="66"/>
-    <w:lsdException w:name="Medium Grid 1 Accent 3" w:uiPriority="67"/>
-    <w:lsdException w:name="Medium Grid 2 Accent 3" w:uiPriority="68"/>
-    <w:lsdException w:name="Medium Grid 3 Accent 3" w:uiPriority="69"/>
-    <w:lsdException w:name="Dark List Accent 3" w:uiPriority="70"/>
-    <w:lsdException w:name="Colorful Shading Accent 3" w:uiPriority="71"/>
-    <w:lsdException w:name="Colorful List Accent 3" w:uiPriority="72"/>
-    <w:lsdException w:name="Colorful Grid Accent 3" w:uiPriority="73"/>
-    <w:lsdException w:name="Light Shading Accent 4" w:uiPriority="60"/>
-    <w:lsdException w:name="Light List Accent 4" w:uiPriority="61"/>
-    <w:lsdException w:name="Light Grid Accent 4" w:uiPriority="62"/>
-    <w:lsdException w:name="Medium Shading 1 Accent 4" w:uiPriority="63"/>
-    <w:lsdException w:name="Medium Shading 2 Accent 4" w:uiPriority="64"/>
-    <w:lsdException w:name="Medium List 1 Accent 4" w:uiPriority="65"/>
-    <w:lsdException w:name="Medium List 2 Accent 4" w:uiPriority="66"/>
-    <w:lsdException w:name="Medium Grid 1 Accent 4" w:uiPriority="67"/>
-    <w:lsdException w:name="Medium Grid 2 Accent 4" w:uiPriority="68"/>
-    <w:lsdException w:name="Medium Grid 3 Accent 4" w:uiPriority="69"/>
-    <w:lsdException w:name="Dark List Accent 4" w:uiPriority="70"/>
-    <w:lsdException w:name="Colorful Shading Accent 4" w:uiPriority="71"/>
-    <w:lsdException w:name="Colorful List Accent 4" w:uiPriority="72"/>
-    <w:lsdException w:name="Colorful Grid Accent 4" w:uiPriority="73"/>
-    <w:lsdException w:name="Light Shading Accent 5" w:uiPriority="60"/>
-    <w:lsdException w:name="Light List Accent 5" w:uiPriority="61"/>
-    <w:lsdException w:name="Light Grid Accent 5" w:uiPriority="62"/>
-    <w:lsdException w:name="Medium Shading 1 Accent 5" w:uiPriority="63"/>
-    <w:lsdException w:name="Medium Shading 2 Accent 5" w:uiPriority="64"/>
-    <w:lsdException w:name="Medium List 1 Accent 5" w:uiPriority="65"/>
-    <w:lsdException w:name="Medium List 2 Accent 5" w:uiPriority="66"/>
-    <w:lsdException w:name="Medium Grid 1 Accent 5" w:uiPriority="67"/>
-    <w:lsdException w:name="Medium Grid 2 Accent 5" w:uiPriority="68"/>
-    <w:lsdException w:name="Medium Grid 3 Accent 5" w:uiPriority="69"/>
-    <w:lsdException w:name="Dark List Accent 5" w:uiPriority="70"/>
-    <w:lsdException w:name="Colorful Shading Accent 5" w:uiPriority="71"/>
-    <w:lsdException w:name="Colorful List Accent 5" w:uiPriority="72"/>
-    <w:lsdException w:name="Colorful Grid Accent 5" w:uiPriority="73"/>
-    <w:lsdException w:name="Light Shading Accent 6" w:uiPriority="60"/>
-    <w:lsdException w:name="Light List Accent 6" w:uiPriority="61"/>
-    <w:lsdException w:name="Light Grid Accent 6" w:uiPriority="62"/>
-    <w:lsdException w:name="Medium Shading 1 Accent 6" w:uiPriority="63"/>
-    <w:lsdException w:name="Medium Shading 2 Accent 6" w:uiPriority="64"/>
-    <w:lsdException w:name="Medium List 1 Accent 6" w:uiPriority="65"/>
-    <w:lsdException w:name="Medium List 2 Accent 6" w:uiPriority="66"/>
-    <w:lsdException w:name="Medium Grid 1 Accent 6" w:uiPriority="67"/>
-    <w:lsdException w:name="Medium Grid 2 Accent 6" w:uiPriority="68"/>
-    <w:lsdException w:name="Medium Grid 3 Accent 6" w:uiPriority="69"/>
-    <w:lsdException w:name="Dark List Accent 6" w:uiPriority="70"/>
-    <w:lsdException w:name="Colorful Shading Accent 6" w:uiPriority="71"/>
-    <w:lsdException w:name="Colorful List Accent 6" w:uiPriority="72"/>
-    <w:lsdException w:name="Colorful Grid Accent 6" w:uiPriority="73"/>
-    <w:lsdException w:name="Subtle Emphasis" w:uiPriority="19" w:qFormat="1"/>
-    <w:lsdException w:name="Intense Emphasis" w:uiPriority="21" w:qFormat="1"/>
-    <w:lsdException w:name="Subtle Reference" w:uiPriority="31" w:qFormat="1"/>
-    <w:lsdException w:name="Intense Reference" w:uiPriority="32" w:qFormat="1"/>
-    <w:lsdException w:name="Book Title" w:uiPriority="33" w:qFormat="1"/>
-    <w:lsdException w:name="Bibliography" w:semiHidden="1" w:uiPriority="37" w:unhideWhenUsed="1"/>
-    <w:lsdException w:name="TOC Heading" w:semiHidden="1" w:uiPriority="39" w:unhideWhenUsed="1" w:qFormat="1"/>
-    <w:lsdException w:name="Plain Table 1" w:uiPriority="41"/>
-    <w:lsdException w:name="Plain Table 2" w:uiPriority="42"/>
-    <w:lsdException w:name="Plain Table 3" w:uiPriority="43"/>
-    <w:lsdException w:name="Plain Table 4" w:uiPriority="44"/>
-    <w:lsdException w:name="Plain Table 5" w:uiPriority="45"/>
-    <w:lsdException w:name="Grid Table Light" w:uiPriority="40"/>
-    <w:lsdException w:name="Grid Table 1 Light" w:uiPriority="46"/>
-    <w:lsdException w:name="Grid Table 2" w:uiPriority="47"/>
-    <w:lsdException w:name="Grid Table 3" w:uiPriority="48"/>
-    <w:lsdException w:name="Grid Table 4" w:uiPriority="49"/>
-    <w:lsdException w:name="Grid Table 5 Dark" w:uiPriority="50"/>
-    <w:lsdException w:name="Grid Table 6 Colorful" w:uiPriority="51"/>
-    <w:lsdException w:name="Grid Table 7 Colorful" w:uiPriority="52"/>
-    <w:lsdException w:name="Grid Table 1 Light Accent 1" w:uiPriority="46"/>
-    <w:lsdException w:name="Grid Table 2 Accent 1" w:uiPriority="47"/>
-    <w:lsdException w:name="Grid Table 3 Accent 1" w:uiPriority="48"/>
-    <w:lsdException w:name="Grid Table 4 Accent 1" w:uiPriority="49"/>
-    <w:lsdException w:name="Grid Table 5 Dark Accent 1" w:uiPriority="50"/>
-    <w:lsdException w:name="Grid Table 6 Colorful Accent 1" w:uiPriority="51"/>
-    <w:lsdException w:name="Grid Table 7 Colorful Accent 1" w:uiPriority="52"/>
-    <w:lsdException w:name="Grid Table 1 Light Accent 2" w:uiPriority="46"/>
-    <w:lsdException w:name="Grid Table 2 Accent 2" w:uiPriority="47"/>
-    <w:lsdException w:name="Grid Table 3 Accent 2" w:uiPriority="48"/>
-    <w:lsdException w:name="Grid Table 4 Accent 2" w:uiPriority="49"/>
-    <w:lsdException w:name="Grid Table 5 Dark Accent 2" w:uiPriority="50"/>
-    <w:lsdException w:name="Grid Table 6 Colorful Accent 2" w:uiPriority="51"/>
-    <w:lsdException w:name="Grid Table 7 Colorful Accent 2" w:uiPriority="52"/>
-    <w:lsdException w:name="Grid Table 1 Light Accent 3" w:uiPriority="46"/>
-    <w:lsdException w:name="Grid Table 2 Accent 3" w:uiPriority="47"/>
-    <w:lsdException w:name="Grid Table 3 Accent 3" w:uiPriority="48"/>
-    <w:lsdException w:name="Grid Table 4 Accent 3" w:uiPriority="49"/>
-    <w:lsdException w:name="Grid Table 5 Dark Accent 3" w:uiPriority="50"/>
-    <w:lsdException w:name="Grid Table 6 Colorful Accent 3" w:uiPriority="51"/>
-    <w:lsdException w:name="Grid Table 7 Colorful Accent 3" w:uiPriority="52"/>
-    <w:lsdException w:name="Grid Table 1 Light Accent 4" w:uiPriority="46"/>
-    <w:lsdException w:name="Grid Table 2 Accent 4" w:uiPriority="47"/>
-    <w:lsdException w:name="Grid Table 3 Accent 4" w:uiPriority="48"/>
-    <w:lsdException w:name="Grid Table 4 Accent 4" w:uiPriority="49"/>
-    <w:lsdException w:name="Grid Table 5 Dark Accent 4" w:uiPriority="50"/>
-    <w:lsdException w:name="Grid Table 6 Colorful Accent 4" w:uiPriority="51"/>
-    <w:lsdException w:name="Grid Table 7 Colorful Accent 4" w:uiPriority="52"/>
-    <w:lsdException w:name="Grid Table 1 Light Accent 5" w:uiPriority="46"/>
-    <w:lsdException w:name="Grid Table 2 Accent 5" w:uiPriority="47"/>
-    <w:lsdException w:name="Grid Table 3 Accent 5" w:uiPriority="48"/>
-    <w:lsdException w:name="Grid Table 4 Accent 5" w:uiPriority="49"/>
-    <w:lsdException w:name="Grid Table 5 Dark Accent 5" w:uiPriority="50"/>
-    <w:lsdException w:name="Grid Table 6 Colorful Accent 5" w:uiPriority="51"/>
-    <w:lsdException w:name="Grid Table 7 Colorful Accent 5" w:uiPriority="52"/>
-    <w:lsdException w:name="Grid Table 1 Light Accent 6" w:uiPriority="46"/>
-    <w:lsdException w:name="Grid Table 2 Accent 6" w:uiPriority="47"/>
-    <w:lsdException w:name="Grid Table 3 Accent 6" w:uiPriority="48"/>
-    <w:lsdException w:name="Grid Table 4 Accent 6" w:uiPriority="49"/>
-    <w:lsdException w:name="Grid Table 5 Dark Accent 6" w:uiPriority="50"/>
-    <w:lsdException w:name="Grid Table 6 Colorful Accent 6" w:uiPriority="51"/>
-    <w:lsdException w:name="Grid Table 7 Colorful Accent 6" w:uiPriority="52"/>
-    <w:lsdException w:name="List Table 1 Light" w:uiPriority="46"/>
-    <w:lsdException w:name="List Table 2" w:uiPriority="47"/>
-    <w:lsdException w:name="List Table 3" w:uiPriority="48"/>
-    <w:lsdException w:name="List Table 4" w:uiPriority="49"/>
-    <w:lsdException w:name="List Table 5 Dark" w:uiPriority="50"/>
-    <w:lsdException w:name="List Table 6 Colorful" w:uiPriority="51"/>
-    <w:lsdException w:name="List Table 7 Colorful" w:uiPriority="52"/>
-    <w:lsdException w:name="List Table 1 Light Accent 1" w:uiPriority="46"/>
-    <w:lsdException w:name="List Table 2 Accent 1" w:uiPriority="47"/>
-    <w:lsdException w:name="List Table 3 Accent 1" w:uiPriority="48"/>
-    <w:lsdException w:name="List Table 4 Accent 1" w:uiPriority="49"/>
-    <w:lsdException w:name="List Table 5 Dark Accent 1" w:uiPriority="50"/>
-    <w:lsdException w:name="List Table 6 Colorful Accent 1" w:uiPriority="51"/>
-    <w:lsdException w:name="List Table 7 Colorful Accent 1" w:uiPriority="52"/>
-    <w:lsdException w:name="List Table 1 Light Accent 2" w:uiPriority="46"/>
-    <w:lsdException w:name="List Table 2 Accent 2" w:uiPriority="47"/>
-    <w:lsdException w:name="List Table 3 Accent 2" w:uiPriority="48"/>
-    <w:lsdException w:name="List Table 4 Accent 2" w:uiPriority="49"/>
-    <w:lsdException w:name="List Table 5 Dark Accent 2" w:uiPriority="50"/>
-    <w:lsdException w:name="List Table 6 Colorful Accent 2" w:uiPriority="51"/>
-    <w:lsdException w:name="List Table 7 Colorful Accent 2" w:uiPriority="52"/>
-    <w:lsdException w:name="List Table 1 Light Accent 3" w:uiPriority="46"/>
-    <w:lsdException w:name="List Table 2 Accent 3" w:uiPriority="47"/>
-    <w:lsdException w:name="List Table 3 Accent 3" w:uiPriority="48"/>
-    <w:lsdException w:name="List Table 4 Accent 3" w:uiPriority="49"/>
-    <w:lsdException w:name="List Table 5 Dark Accent 3" w:uiPriority="50"/>
-    <w:lsdException w:name="List Table 6 Colorful Accent 3" w:uiPriority="51"/>
-    <w:lsdException w:name="List Table 7 Colorful Accent 3" w:uiPriority="52"/>
-    <w:lsdException w:name="List Table 1 Light Accent 4" w:uiPriority="46"/>
-    <w:lsdException w:name="List Table 2 Accent 4" w:uiPriority="47"/>
-    <w:lsdException w:name="List Table 3 Accent 4" w:uiPriority="48"/>
-    <w:lsdException w:name="List Table 4 Accent 4" w:uiPriority="49"/>
-    <w:lsdException w:name="List Table 5 Dark Accent 4" w:uiPriority="50"/>
-    <w:lsdException w:name="List Table 6 Colorful Accent 4" w:uiPriority="51"/>
-    <w:lsdException w:name="List Table 7 Colorful Accent 4" w:uiPriority="52"/>
-    <w:lsdException w:name="List Table 1 Light Accent 5" w:uiPriority="46"/>
-    <w:lsdException w:name="List Table 2 Accent 5" w:uiPriority="47"/>
-    <w:lsdException w:name="List Table 3 Accent 5" w:uiPriority="48"/>
-    <w:lsdException w:name="List Table 4 Accent 5" w:uiPriority="49"/>
-    <w:lsdException w:name="List Table 5 Dark Accent 5" w:uiPriority="50"/>
-    <w:lsdException w:name="List Table 6 Colorful Accent 5" w:uiPriority="51"/>
-    <w:lsdException w:name="List Table 7 Colorful Accent 5" w:uiPriority="52"/>
-    <w:lsdException w:name="List Table 1 Light Accent 6" w:uiPriority="46"/>
-    <w:lsdException w:name="List Table 2 Accent 6" w:uiPriority="47"/>
-    <w:lsdException w:name="List Table 3 Accent 6" w:uiPriority="48"/>
-    <w:lsdException w:name="List Table 4 Accent 6" w:uiPriority="49"/>
-    <w:lsdException w:name="List Table 5 Dark Accent 6" w:uiPriority="50"/>
-    <w:lsdException w:name="List Table 6 Colorful Accent 6" w:uiPriority="51"/>
-    <w:lsdException w:name="List Table 7 Colorful Accent 6" w:uiPriority="52"/>
-    <w:lsdException w:name="Mention" w:semiHidden="1" w:unhideWhenUsed="1"/>
-    <w:lsdException w:name="Smart Hyperlink" w:semiHidden="1" w:unhideWhenUsed="1"/>
-    <w:lsdException w:name="Hashtag" w:semiHidden="1" w:unhideWhenUsed="1"/>
-    <w:lsdException w:name="Unresolved Mention" w:semiHidden="1" w:unhideWhenUsed="1"/>
-    <w:lsdException w:name="Smart Link" w:semiHidden="1" w:unhideWhenUsed="1"/>
+  <w:latentStyles w:defLockedState="0" w:defUIPriority="99" w:defSemiHidden="1" w:defUnhideWhenUsed="1" w:defQFormat="0" w:count="267">
+    <w:lsdException w:name="Normal" w:semiHidden="0" w:uiPriority="0" w:unhideWhenUsed="0" w:qFormat="1"/>
+    <w:lsdException w:name="heading 1" w:semiHidden="0" w:uiPriority="9" w:unhideWhenUsed="0" w:qFormat="1"/>
+    <w:lsdException w:name="heading 2" w:uiPriority="9" w:qFormat="1"/>
+    <w:lsdException w:name="heading 3" w:uiPriority="9" w:qFormat="1"/>
+    <w:lsdException w:name="heading 4" w:uiPriority="9" w:qFormat="1"/>
+    <w:lsdException w:name="heading 5" w:uiPriority="9" w:qFormat="1"/>
+    <w:lsdException w:name="heading 6" w:uiPriority="9" w:qFormat="1"/>
+    <w:lsdException w:name="heading 7" w:uiPriority="9" w:qFormat="1"/>
+    <w:lsdException w:name="heading 8" w:uiPriority="9" w:qFormat="1"/>
+    <w:lsdException w:name="heading 9" w:uiPriority="9" w:qFormat="1"/>
+    <w:lsdException w:name="toc 1" w:uiPriority="39"/>
+    <w:lsdException w:name="toc 2" w:uiPriority="39"/>
+    <w:lsdException w:name="toc 3" w:uiPriority="39"/>
+    <w:lsdException w:name="toc 4" w:uiPriority="39"/>
+    <w:lsdException w:name="toc 5" w:uiPriority="39"/>
+    <w:lsdException w:name="toc 6" w:uiPriority="39"/>
+    <w:lsdException w:name="toc 7" w:uiPriority="39"/>
+    <w:lsdException w:name="toc 8" w:uiPriority="39"/>
+    <w:lsdException w:name="toc 9" w:uiPriority="39"/>
+    <w:lsdException w:name="caption" w:uiPriority="35" w:qFormat="1"/>
+    <w:lsdException w:name="Title" w:semiHidden="0" w:uiPriority="10" w:unhideWhenUsed="0" w:qFormat="1"/>
+    <w:lsdException w:name="Default Paragraph Font" w:uiPriority="1"/>
+    <w:lsdException w:name="Subtitle" w:semiHidden="0" w:uiPriority="11" w:unhideWhenUsed="0" w:qFormat="1"/>
+    <w:lsdException w:name="Strong" w:semiHidden="0" w:uiPriority="22" w:unhideWhenUsed="0" w:qFormat="1"/>
+    <w:lsdException w:name="Emphasis" w:semiHidden="0" w:uiPriority="20" w:unhideWhenUsed="0" w:qFormat="1"/>
+    <w:lsdException w:name="Table Grid" w:semiHidden="0" w:uiPriority="39" w:unhideWhenUsed="0"/>
+    <w:lsdException w:name="Placeholder Text" w:unhideWhenUsed="0"/>
+    <w:lsdException w:name="No Spacing" w:semiHidden="0" w:uiPriority="1" w:unhideWhenUsed="0" w:qFormat="1"/>
+    <w:lsdException w:name="Light Shading" w:semiHidden="0" w:uiPriority="60" w:unhideWhenUsed="0"/>
+    <w:lsdException w:name="Light List" w:semiHidden="0" w:uiPriority="61" w:unhideWhenUsed="0"/>
+    <w:lsdException w:name="Light Grid" w:semiHidden="0" w:uiPriority="62" w:unhideWhenUsed="0"/>
+    <w:lsdException w:name="Medium Shading 1" w:semiHidden="0" w:uiPriority="63" w:unhideWhenUsed="0"/>
+    <w:lsdException w:name="Medium Shading 2" w:semiHidden="0" w:uiPriority="64" w:unhideWhenUsed="0"/>
+    <w:lsdException w:name="Medium List 1" w:semiHidden="0" w:uiPriority="65" w:unhideWhenUsed="0"/>
+    <w:lsdException w:name="Medium List 2" w:semiHidden="0" w:uiPriority="66" w:unhideWhenUsed="0"/>
+    <w:lsdException w:name="Medium Grid 1" w:semiHidden="0" w:uiPriority="67" w:unhideWhenUsed="0"/>
+    <w:lsdException w:name="Medium Grid 2" w:semiHidden="0" w:uiPriority="68" w:unhideWhenUsed="0"/>
+    <w:lsdException w:name="Medium Grid 3" w:semiHidden="0" w:uiPriority="69" w:unhideWhenUsed="0"/>
+    <w:lsdException w:name="Dark List" w:semiHidden="0" w:uiPriority="70" w:unhideWhenUsed="0"/>
+    <w:lsdException w:name="Colorful Shading" w:semiHidden="0" w:uiPriority="71" w:unhideWhenUsed="0"/>
+    <w:lsdException w:name="Colorful List" w:semiHidden="0" w:uiPriority="72" w:unhideWhenUsed="0"/>
+    <w:lsdException w:name="Colorful Grid" w:semiHidden="0" w:uiPriority="73" w:unhideWhenUsed="0"/>
+    <w:lsdException w:name="Light Shading Accent 1" w:semiHidden="0" w:uiPriority="60" w:unhideWhenUsed="0"/>
+    <w:lsdException w:name="Light List Accent 1" w:semiHidden="0" w:uiPriority="61" w:unhideWhenUsed="0"/>
+    <w:lsdException w:name="Light Grid Accent 1" w:semiHidden="0" w:uiPriority="62" w:unhideWhenUsed="0"/>
+    <w:lsdException w:name="Medium Shading 1 Accent 1" w:semiHidden="0" w:uiPriority="63" w:unhideWhenUsed="0"/>
+    <w:lsdException w:name="Medium Shading 2 Accent 1" w:semiHidden="0" w:uiPriority="64" w:unhideWhenUsed="0"/>
+    <w:lsdException w:name="Medium List 1 Accent 1" w:semiHidden="0" w:uiPriority="65" w:unhideWhenUsed="0"/>
+    <w:lsdException w:name="Revision" w:unhideWhenUsed="0"/>
+    <w:lsdException w:name="List Paragraph" w:semiHidden="0" w:uiPriority="34" w:unhideWhenUsed="0" w:qFormat="1"/>
+    <w:lsdException w:name="Quote" w:semiHidden="0" w:uiPriority="29" w:unhideWhenUsed="0" w:qFormat="1"/>
+    <w:lsdException w:name="Intense Quote" w:semiHidden="0" w:uiPriority="30" w:unhideWhenUsed="0" w:qFormat="1"/>
+    <w:lsdException w:name="Medium List 2 Accent 1" w:semiHidden="0" w:uiPriority="66" w:unhideWhenUsed="0"/>
+    <w:lsdException w:name="Medium Grid 1 Accent 1" w:semiHidden="0" w:uiPriority="67" w:unhideWhenUsed="0"/>
+    <w:lsdException w:name="Medium Grid 2 Accent 1" w:semiHidden="0" w:uiPriority="68" w:unhideWhenUsed="0"/>
+    <w:lsdException w:name="Medium Grid 3 Accent 1" w:semiHidden="0" w:uiPriority="69" w:unhideWhenUsed="0"/>
+    <w:lsdException w:name="Dark List Accent 1" w:semiHidden="0" w:uiPriority="70" w:unhideWhenUsed="0"/>
+    <w:lsdException w:name="Colorful Shading Accent 1" w:semiHidden="0" w:uiPriority="71" w:unhideWhenUsed="0"/>
+    <w:lsdException w:name="Colorful List Accent 1" w:semiHidden="0" w:uiPriority="72" w:unhideWhenUsed="0"/>
+    <w:lsdException w:name="Colorful Grid Accent 1" w:semiHidden="0" w:uiPriority="73" w:unhideWhenUsed="0"/>
+    <w:lsdException w:name="Light Shading Accent 2" w:semiHidden="0" w:uiPriority="60" w:unhideWhenUsed="0"/>
+    <w:lsdException w:name="Light List Accent 2" w:semiHidden="0" w:uiPriority="61" w:unhideWhenUsed="0"/>
+    <w:lsdException w:name="Light Grid Accent 2" w:semiHidden="0" w:uiPriority="62" w:unhideWhenUsed="0"/>
+    <w:lsdException w:name="Medium Shading 1 Accent 2" w:semiHidden="0" w:uiPriority="63" w:unhideWhenUsed="0"/>
+    <w:lsdException w:name="Medium Shading 2 Accent 2" w:semiHidden="0" w:uiPriority="64" w:unhideWhenUsed="0"/>
+    <w:lsdException w:name="Medium List 1 Accent 2" w:semiHidden="0" w:uiPriority="65" w:unhideWhenUsed="0"/>
+    <w:lsdException w:name="Medium List 2 Accent 2" w:semiHidden="0" w:uiPriority="66" w:unhideWhenUsed="0"/>
+    <w:lsdException w:name="Medium Grid 1 Accent 2" w:semiHidden="0" w:uiPriority="67" w:unhideWhenUsed="0"/>
+    <w:lsdException w:name="Medium Grid 2 Accent 2" w:semiHidden="0" w:uiPriority="68" w:unhideWhenUsed="0"/>
+    <w:lsdException w:name="Medium Grid 3 Accent 2" w:semiHidden="0" w:uiPriority="69" w:unhideWhenUsed="0"/>
+    <w:lsdException w:name="Dark List Accent 2" w:semiHidden="0" w:uiPriority="70" w:unhideWhenUsed="0"/>
+    <w:lsdException w:name="Colorful Shading Accent 2" w:semiHidden="0" w:uiPriority="71" w:unhideWhenUsed="0"/>
+    <w:lsdException w:name="Colorful List Accent 2" w:semiHidden="0" w:uiPriority="72" w:unhideWhenUsed="0"/>
+    <w:lsdException w:name="Colorful Grid Accent 2" w:semiHidden="0" w:uiPriority="73" w:unhideWhenUsed="0"/>
+    <w:lsdException w:name="Light Shading Accent 3" w:semiHidden="0" w:uiPriority="60" w:unhideWhenUsed="0"/>
+    <w:lsdException w:name="Light List Accent 3" w:semiHidden="0" w:uiPriority="61" w:unhideWhenUsed="0"/>
+    <w:lsdException w:name="Light Grid Accent 3" w:semiHidden="0" w:uiPriority="62" w:unhideWhenUsed="0"/>
+    <w:lsdException w:name="Medium Shading 1 Accent 3" w:semiHidden="0" w:uiPriority="63" w:unhideWhenUsed="0"/>
+    <w:lsdException w:name="Medium Shading 2 Accent 3" w:semiHidden="0" w:uiPriority="64" w:unhideWhenUsed="0"/>
+    <w:lsdException w:name="Medium List 1 Accent 3" w:semiHidden="0" w:uiPriority="65" w:unhideWhenUsed="0"/>
+    <w:lsdException w:name="Medium List 2 Accent 3" w:semiHidden="0" w:uiPriority="66" w:unhideWhenUsed="0"/>
+    <w:lsdException w:name="Medium Grid 1 Accent 3" w:semiHidden="0" w:uiPriority="67" w:unhideWhenUsed="0"/>
+    <w:lsdException w:name="Medium Grid 2 Accent 3" w:semiHidden="0" w:uiPriority="68" w:unhideWhenUsed="0"/>
+    <w:lsdException w:name="Medium Grid 3 Accent 3" w:semiHidden="0" w:uiPriority="69" w:unhideWhenUsed="0"/>
+    <w:lsdException w:name="Dark List Accent 3" w:semiHidden="0" w:uiPriority="70" w:unhideWhenUsed="0"/>
+    <w:lsdException w:name="Colorful Shading Accent 3" w:semiHidden="0" w:uiPriority="71" w:unhideWhenUsed="0"/>
+    <w:lsdException w:name="Colorful List Accent 3" w:semiHidden="0" w:uiPriority="72" w:unhideWhenUsed="0"/>
+    <w:lsdException w:name="Colorful Grid Accent 3" w:semiHidden="0" w:uiPriority="73" w:unhideWhenUsed="0"/>
+    <w:lsdException w:name="Light Shading Accent 4" w:semiHidden="0" w:uiPriority="60" w:unhideWhenUsed="0"/>
+    <w:lsdException w:name="Light List Accent 4" w:semiHidden="0" w:uiPriority="61" w:unhideWhenUsed="0"/>
+    <w:lsdException w:name="Light Grid Accent 4" w:semiHidden="0" w:uiPriority="62" w:unhideWhenUsed="0"/>
+    <w:lsdException w:name="Medium Shading 1 Accent 4" w:semiHidden="0" w:uiPriority="63" w:unhideWhenUsed="0"/>
+    <w:lsdException w:name="Medium Shading 2 Accent 4" w:semiHidden="0" w:uiPriority="64" w:unhideWhenUsed="0"/>
+    <w:lsdException w:name="Medium List 1 Accent 4" w:semiHidden="0" w:uiPriority="65" w:unhideWhenUsed="0"/>
+    <w:lsdException w:name="Medium List 2 Accent 4" w:semiHidden="0" w:uiPriority="66" w:unhideWhenUsed="0"/>
+    <w:lsdException w:name="Medium Grid 1 Accent 4" w:semiHidden="0" w:uiPriority="67" w:unhideWhenUsed="0"/>
+    <w:lsdException w:name="Medium Grid 2 Accent 4" w:semiHidden="0" w:uiPriority="68" w:unhideWhenUsed="0"/>
+    <w:lsdException w:name="Medium Grid 3 Accent 4" w:semiHidden="0" w:uiPriority="69" w:unhideWhenUsed="0"/>
+    <w:lsdException w:name="Dark List Accent 4" w:semiHidden="0" w:uiPriority="70" w:unhideWhenUsed="0"/>
+    <w:lsdException w:name="Colorful Shading Accent 4" w:semiHidden="0" w:uiPriority="71" w:unhideWhenUsed="0"/>
+    <w:lsdException w:name="Colorful List Accent 4" w:semiHidden="0" w:uiPriority="72" w:unhideWhenUsed="0"/>
+    <w:lsdException w:name="Colorful Grid Accent 4" w:semiHidden="0" w:uiPriority="73" w:unhideWhenUsed="0"/>
+    <w:lsdException w:name="Light Shading Accent 5" w:semiHidden="0" w:uiPriority="60" w:unhideWhenUsed="0"/>
+    <w:lsdException w:name="Light List Accent 5" w:semiHidden="0" w:uiPriority="61" w:unhideWhenUsed="0"/>
+    <w:lsdException w:name="Light Grid Accent 5" w:semiHidden="0" w:uiPriority="62" w:unhideWhenUsed="0"/>
+    <w:lsdException w:name="Medium Shading 1 Accent 5" w:semiHidden="0" w:uiPriority="63" w:unhideWhenUsed="0"/>
+    <w:lsdException w:name="Medium Shading 2 Accent 5" w:semiHidden="0" w:uiPriority="64" w:unhideWhenUsed="0"/>
+    <w:lsdException w:name="Medium List 1 Accent 5" w:semiHidden="0" w:uiPriority="65" w:unhideWhenUsed="0"/>
+    <w:lsdException w:name="Medium List 2 Accent 5" w:semiHidden="0" w:uiPriority="66" w:unhideWhenUsed="0"/>
+    <w:lsdException w:name="Medium Grid 1 Accent 5" w:semiHidden="0" w:uiPriority="67" w:unhideWhenUsed="0"/>
+    <w:lsdException w:name="Medium Grid 2 Accent 5" w:semiHidden="0" w:uiPriority="68" w:unhideWhenUsed="0"/>
+    <w:lsdException w:name="Medium Grid 3 Accent 5" w:semiHidden="0" w:uiPriority="69" w:unhideWhenUsed="0"/>
+    <w:lsdException w:name="Dark List Accent 5" w:semiHidden="0" w:uiPriority="70" w:unhideWhenUsed="0"/>
+    <w:lsdException w:name="Colorful Shading Accent 5" w:semiHidden="0" w:uiPriority="71" w:unhideWhenUsed="0"/>
+    <w:lsdException w:name="Colorful List Accent 5" w:semiHidden="0" w:uiPriority="72" w:unhideWhenUsed="0"/>
+    <w:lsdException w:name="Colorful Grid Accent 5" w:semiHidden="0" w:uiPriority="73" w:unhideWhenUsed="0"/>
+    <w:lsdException w:name="Light Shading Accent 6" w:semiHidden="0" w:uiPriority="60" w:unhideWhenUsed="0"/>
+    <w:lsdException w:name="Light List Accent 6" w:semiHidden="0" w:uiPriority="61" w:unhideWhenUsed="0"/>
+    <w:lsdException w:name="Light Grid Accent 6" w:semiHidden="0" w:uiPriority="62" w:unhideWhenUsed="0"/>
+    <w:lsdException w:name="Medium Shading 1 Accent 6" w:semiHidden="0" w:uiPriority="63" w:unhideWhenUsed="0"/>
+    <w:lsdException w:name="Medium Shading 2 Accent 6" w:semiHidden="0" w:uiPriority="64" w:unhideWhenUsed="0"/>
+    <w:lsdException w:name="Medium List 1 Accent 6" w:semiHidden="0" w:uiPriority="65" w:unhideWhenUsed="0"/>
+    <w:lsdException w:name="Medium List 2 Accent 6" w:semiHidden="0" w:uiPriority="66" w:unhideWhenUsed="0"/>
+    <w:lsdException w:name="Medium Grid 1 Accent 6" w:semiHidden="0" w:uiPriority="67" w:unhideWhenUsed="0"/>
+    <w:lsdException w:name="Medium Grid 2 Accent 6" w:semiHidden="0" w:uiPriority="68" w:unhideWhenUsed="0"/>
+    <w:lsdException w:name="Medium Grid 3 Accent 6" w:semiHidden="0" w:uiPriority="69" w:unhideWhenUsed="0"/>
+    <w:lsdException w:name="Dark List Accent 6" w:semiHidden="0" w:uiPriority="70" w:unhideWhenUsed="0"/>
+    <w:lsdException w:name="Colorful Shading Accent 6" w:semiHidden="0" w:uiPriority="71" w:unhideWhenUsed="0"/>
+    <w:lsdException w:name="Colorful List Accent 6" w:semiHidden="0" w:uiPriority="72" w:unhideWhenUsed="0"/>
+    <w:lsdException w:name="Colorful Grid Accent 6" w:semiHidden="0" w:uiPriority="73" w:unhideWhenUsed="0"/>
+    <w:lsdException w:name="Subtle Emphasis" w:semiHidden="0" w:uiPriority="19" w:unhideWhenUsed="0" w:qFormat="1"/>
+    <w:lsdException w:name="Intense Emphasis" w:semiHidden="0" w:uiPriority="21" w:unhideWhenUsed="0" w:qFormat="1"/>
+    <w:lsdException w:name="Subtle Reference" w:semiHidden="0" w:uiPriority="31" w:unhideWhenUsed="0" w:qFormat="1"/>
+    <w:lsdException w:name="Intense Reference" w:semiHidden="0" w:uiPriority="32" w:unhideWhenUsed="0" w:qFormat="1"/>
+    <w:lsdException w:name="Book Title" w:semiHidden="0" w:uiPriority="33" w:unhideWhenUsed="0" w:qFormat="1"/>
+    <w:lsdException w:name="Bibliography" w:uiPriority="37"/>
+    <w:lsdException w:name="TOC Heading" w:uiPriority="39" w:qFormat="1"/>
   </w:latentStyles>
   <w:style w:type="paragraph" w:default="1" w:styleId="Normal">
     <w:name w:val="Normal"/>
     <w:qFormat/>
+    <w:rsid w:val="00B04DE5"/>
   </w:style>
   <w:style w:type="character" w:default="1" w:styleId="DefaultParagraphFont">
     <w:name w:val="Default Paragraph Font"/>
@@ -1306,6 +1120,7 @@
     <w:uiPriority w:val="99"/>
     <w:semiHidden/>
     <w:unhideWhenUsed/>
+    <w:qFormat/>
     <w:tblPr>
       <w:tblInd w:w="0" w:type="dxa"/>
       <w:tblCellMar>
@@ -1332,6 +1147,36 @@
       <w:ind w:left="720"/>
       <w:contextualSpacing/>
     </w:pPr>
+  </w:style>
+  <w:style w:type="paragraph" w:styleId="BalloonText">
+    <w:name w:val="Balloon Text"/>
+    <w:basedOn w:val="Normal"/>
+    <w:link w:val="BalloonTextChar"/>
+    <w:uiPriority w:val="99"/>
+    <w:semiHidden/>
+    <w:unhideWhenUsed/>
+    <w:rsid w:val="0084262C"/>
+    <w:pPr>
+      <w:spacing w:after="0" w:line="240" w:lineRule="auto"/>
+    </w:pPr>
+    <w:rPr>
+      <w:rFonts w:ascii="Tahoma" w:hAnsi="Tahoma" w:cs="Tahoma"/>
+      <w:sz w:val="16"/>
+      <w:szCs w:val="16"/>
+    </w:rPr>
+  </w:style>
+  <w:style w:type="character" w:customStyle="1" w:styleId="BalloonTextChar">
+    <w:name w:val="Balloon Text Char"/>
+    <w:basedOn w:val="DefaultParagraphFont"/>
+    <w:link w:val="BalloonText"/>
+    <w:uiPriority w:val="99"/>
+    <w:semiHidden/>
+    <w:rsid w:val="0084262C"/>
+    <w:rPr>
+      <w:rFonts w:ascii="Tahoma" w:hAnsi="Tahoma" w:cs="Tahoma"/>
+      <w:sz w:val="16"/>
+      <w:szCs w:val="16"/>
+    </w:rPr>
   </w:style>
 </w:styles>
 </file>
@@ -1379,7 +1224,7 @@
     </a:clrScheme>
     <a:fontScheme name="Office">
       <a:majorFont>
-        <a:latin typeface="Aptos Display" panose="02110004020202020204"/>
+        <a:latin typeface="Aptos Display"/>
         <a:ea typeface=""/>
         <a:cs typeface=""/>
         <a:font script="Jpan" typeface="ＭＳ ゴシック"/>
@@ -1414,7 +1259,7 @@
         <a:font script="Geor" typeface="Sylfaen"/>
       </a:majorFont>
       <a:minorFont>
-        <a:latin typeface="Aptos" panose="02110004020202020204"/>
+        <a:latin typeface="Aptos"/>
         <a:ea typeface=""/>
         <a:cs typeface=""/>
         <a:font script="Jpan" typeface="ＭＳ 明朝"/>
@@ -1591,7 +1436,7 @@
   <a:extraClrSchemeLst/>
   <a:extLst>
     <a:ext uri="{05A4C25C-085E-4340-85A3-A5531E510DB2}">
-      <thm15:themeFamily xmlns:thm15="http://schemas.microsoft.com/office/thememl/2012/main" name="Office Theme" id="{62F939B6-93AF-4DB8-9C6B-D6C7DFDC589F}" vid="{4A3C46E8-61CC-4603-A589-7422A47A8E4A}"/>
+      <thm15:themeFamily xmlns:thm15="http://schemas.microsoft.com/office/thememl/2012/main" xmlns="" name="Office Theme" id="{62F939B6-93AF-4DB8-9C6B-D6C7DFDC589F}" vid="{4A3C46E8-61CC-4603-A589-7422A47A8E4A}"/>
     </a:ext>
   </a:extLst>
 </a:theme>

--- a/src/Tasks.docx
+++ b/src/Tasks.docx
@@ -1,6 +1,6 @@
 
 <file path=word/document.xml><?xml version="1.0" encoding="utf-8"?>
-<w:document xmlns:ve="http://schemas.openxmlformats.org/markup-compatibility/2006" xmlns:o="urn:schemas-microsoft-com:office:office" xmlns:r="http://schemas.openxmlformats.org/officeDocument/2006/relationships" xmlns:m="http://schemas.openxmlformats.org/officeDocument/2006/math" xmlns:v="urn:schemas-microsoft-com:vml" xmlns:wp="http://schemas.openxmlformats.org/drawingml/2006/wordprocessingDrawing" xmlns:w10="urn:schemas-microsoft-com:office:word" xmlns:w="http://schemas.openxmlformats.org/wordprocessingml/2006/main" xmlns:wne="http://schemas.microsoft.com/office/word/2006/wordml">
+<w:document xmlns:wpc="http://schemas.microsoft.com/office/word/2010/wordprocessingCanvas" xmlns:cx="http://schemas.microsoft.com/office/drawing/2014/chartex" xmlns:cx1="http://schemas.microsoft.com/office/drawing/2015/9/8/chartex" xmlns:cx2="http://schemas.microsoft.com/office/drawing/2015/10/21/chartex" xmlns:cx3="http://schemas.microsoft.com/office/drawing/2016/5/9/chartex" xmlns:cx4="http://schemas.microsoft.com/office/drawing/2016/5/10/chartex" xmlns:cx5="http://schemas.microsoft.com/office/drawing/2016/5/11/chartex" xmlns:cx6="http://schemas.microsoft.com/office/drawing/2016/5/12/chartex" xmlns:cx7="http://schemas.microsoft.com/office/drawing/2016/5/13/chartex" xmlns:cx8="http://schemas.microsoft.com/office/drawing/2016/5/14/chartex" xmlns:mc="http://schemas.openxmlformats.org/markup-compatibility/2006" xmlns:aink="http://schemas.microsoft.com/office/drawing/2016/ink" xmlns:am3d="http://schemas.microsoft.com/office/drawing/2017/model3d" xmlns:o="urn:schemas-microsoft-com:office:office" xmlns:oel="http://schemas.microsoft.com/office/2019/extlst" xmlns:r="http://schemas.openxmlformats.org/officeDocument/2006/relationships" xmlns:m="http://schemas.openxmlformats.org/officeDocument/2006/math" xmlns:v="urn:schemas-microsoft-com:vml" xmlns:wp14="http://schemas.microsoft.com/office/word/2010/wordprocessingDrawing" xmlns:wp="http://schemas.openxmlformats.org/drawingml/2006/wordprocessingDrawing" xmlns:w10="urn:schemas-microsoft-com:office:word" xmlns:w="http://schemas.openxmlformats.org/wordprocessingml/2006/main" xmlns:w14="http://schemas.microsoft.com/office/word/2010/wordml" xmlns:w15="http://schemas.microsoft.com/office/word/2012/wordml" xmlns:w16cex="http://schemas.microsoft.com/office/word/2018/wordml/cex" xmlns:w16cid="http://schemas.microsoft.com/office/word/2016/wordml/cid" xmlns:w16="http://schemas.microsoft.com/office/word/2018/wordml" xmlns:w16du="http://schemas.microsoft.com/office/word/2023/wordml/word16du" xmlns:w16sdtdh="http://schemas.microsoft.com/office/word/2020/wordml/sdtdatahash" xmlns:w16sdtfl="http://schemas.microsoft.com/office/word/2024/wordml/sdtformatlock" xmlns:w16se="http://schemas.microsoft.com/office/word/2015/wordml/symex" xmlns:wpg="http://schemas.microsoft.com/office/word/2010/wordprocessingGroup" xmlns:wpi="http://schemas.microsoft.com/office/word/2010/wordprocessingInk" xmlns:wne="http://schemas.microsoft.com/office/word/2006/wordml" xmlns:wps="http://schemas.microsoft.com/office/word/2010/wordprocessingShape" mc:Ignorable="w14 w15 w16se w16cid w16 w16cex w16sdtdh w16sdtfl w16du wp14">
   <w:body>
     <w:p>
       <w:pPr>
@@ -120,15 +120,49 @@
       </w:r>
     </w:p>
     <w:p/>
-    <w:p/>
+    <w:p>
+      <w:r>
+        <w:t xml:space="preserve"> </w:t>
+      </w:r>
+      <w:r>
+        <w:rPr>
+          <w:noProof/>
+        </w:rPr>
+        <w:pict w14:anchorId="23296CC9">
+          <v:shapetype id="_x0000_t75" coordsize="21600,21600" o:spt="75" o:preferrelative="t" path="m@4@5l@4@11@9@11@9@5xe" filled="f" stroked="f">
+            <v:stroke joinstyle="miter"/>
+            <v:formulas>
+              <v:f eqn="if lineDrawn pixelLineWidth 0"/>
+              <v:f eqn="sum @0 1 0"/>
+              <v:f eqn="sum 0 0 @1"/>
+              <v:f eqn="prod @2 1 2"/>
+              <v:f eqn="prod @3 21600 pixelWidth"/>
+              <v:f eqn="prod @3 21600 pixelHeight"/>
+              <v:f eqn="sum @0 0 1"/>
+              <v:f eqn="prod @6 1 2"/>
+              <v:f eqn="prod @7 21600 pixelWidth"/>
+              <v:f eqn="sum @8 21600 0"/>
+              <v:f eqn="prod @7 21600 pixelHeight"/>
+              <v:f eqn="sum @10 21600 0"/>
+            </v:formulas>
+            <v:path o:extrusionok="f" gradientshapeok="t" o:connecttype="rect"/>
+            <o:lock v:ext="edit" aspectratio="t"/>
+          </v:shapetype>
+          <v:shape id="_x0000_i1025" type="#_x0000_t75" alt="A graph with blue and white bars&#10;&#10;AI-generated content may be incorrect." style="width:468.3pt;height:278pt;mso-width-percent:0;mso-height-percent:0;mso-width-percent:0;mso-height-percent:0">
+            <v:imagedata r:id="rId5" o:title="54E20A06"/>
+          </v:shape>
+        </w:pict>
+      </w:r>
+    </w:p>
     <w:p>
       <w:r>
         <w:rPr>
           <w:noProof/>
           <w:lang w:eastAsia="en-US"/>
         </w:rPr>
+        <w:lastRenderedPageBreak/>
         <w:drawing>
-          <wp:inline distT="0" distB="0" distL="0" distR="0">
+          <wp:inline distT="0" distB="0" distL="0" distR="0" wp14:anchorId="0DD8BB4B" wp14:editId="4E95E33E">
             <wp:extent cx="5943600" cy="3240869"/>
             <wp:effectExtent l="19050" t="0" r="0" b="0"/>
             <wp:docPr id="1" name="Picture 1"/>
@@ -145,7 +179,7 @@
                     </pic:cNvPicPr>
                   </pic:nvPicPr>
                   <pic:blipFill>
-                    <a:blip r:embed="rId5" cstate="print"/>
+                    <a:blip r:embed="rId6" cstate="print"/>
                     <a:srcRect/>
                     <a:stretch>
                       <a:fillRect/>
@@ -186,8 +220,8 @@
 </file>
 
 <file path=word/numbering.xml><?xml version="1.0" encoding="utf-8"?>
-<w:numbering xmlns:ve="http://schemas.openxmlformats.org/markup-compatibility/2006" xmlns:o="urn:schemas-microsoft-com:office:office" xmlns:r="http://schemas.openxmlformats.org/officeDocument/2006/relationships" xmlns:m="http://schemas.openxmlformats.org/officeDocument/2006/math" xmlns:v="urn:schemas-microsoft-com:vml" xmlns:wp="http://schemas.openxmlformats.org/drawingml/2006/wordprocessingDrawing" xmlns:w10="urn:schemas-microsoft-com:office:word" xmlns:w="http://schemas.openxmlformats.org/wordprocessingml/2006/main" xmlns:wne="http://schemas.microsoft.com/office/word/2006/wordml">
-  <w:abstractNum w:abstractNumId="0">
+<w:numbering xmlns:wpc="http://schemas.microsoft.com/office/word/2010/wordprocessingCanvas" xmlns:cx="http://schemas.microsoft.com/office/drawing/2014/chartex" xmlns:cx1="http://schemas.microsoft.com/office/drawing/2015/9/8/chartex" xmlns:cx2="http://schemas.microsoft.com/office/drawing/2015/10/21/chartex" xmlns:cx3="http://schemas.microsoft.com/office/drawing/2016/5/9/chartex" xmlns:cx4="http://schemas.microsoft.com/office/drawing/2016/5/10/chartex" xmlns:cx5="http://schemas.microsoft.com/office/drawing/2016/5/11/chartex" xmlns:cx6="http://schemas.microsoft.com/office/drawing/2016/5/12/chartex" xmlns:cx7="http://schemas.microsoft.com/office/drawing/2016/5/13/chartex" xmlns:cx8="http://schemas.microsoft.com/office/drawing/2016/5/14/chartex" xmlns:mc="http://schemas.openxmlformats.org/markup-compatibility/2006" xmlns:aink="http://schemas.microsoft.com/office/drawing/2016/ink" xmlns:am3d="http://schemas.microsoft.com/office/drawing/2017/model3d" xmlns:o="urn:schemas-microsoft-com:office:office" xmlns:oel="http://schemas.microsoft.com/office/2019/extlst" xmlns:r="http://schemas.openxmlformats.org/officeDocument/2006/relationships" xmlns:m="http://schemas.openxmlformats.org/officeDocument/2006/math" xmlns:v="urn:schemas-microsoft-com:vml" xmlns:wp14="http://schemas.microsoft.com/office/word/2010/wordprocessingDrawing" xmlns:wp="http://schemas.openxmlformats.org/drawingml/2006/wordprocessingDrawing" xmlns:w10="urn:schemas-microsoft-com:office:word" xmlns:w="http://schemas.openxmlformats.org/wordprocessingml/2006/main" xmlns:w14="http://schemas.microsoft.com/office/word/2010/wordml" xmlns:w15="http://schemas.microsoft.com/office/word/2012/wordml" xmlns:w16cex="http://schemas.microsoft.com/office/word/2018/wordml/cex" xmlns:w16cid="http://schemas.microsoft.com/office/word/2016/wordml/cid" xmlns:w16="http://schemas.microsoft.com/office/word/2018/wordml" xmlns:w16du="http://schemas.microsoft.com/office/word/2023/wordml/word16du" xmlns:w16sdtdh="http://schemas.microsoft.com/office/word/2020/wordml/sdtdatahash" xmlns:w16sdtfl="http://schemas.microsoft.com/office/word/2024/wordml/sdtformatlock" xmlns:w16se="http://schemas.microsoft.com/office/word/2015/wordml/symex" xmlns:wpg="http://schemas.microsoft.com/office/word/2010/wordprocessingGroup" xmlns:wpi="http://schemas.microsoft.com/office/word/2010/wordprocessingInk" xmlns:wne="http://schemas.microsoft.com/office/word/2006/wordml" xmlns:wps="http://schemas.microsoft.com/office/word/2010/wordprocessingShape" mc:Ignorable="w14 w15 w16se w16cid w16 w16cex w16sdtdh w16sdtfl w16du wp14">
+  <w:abstractNum w:abstractNumId="0" w15:restartNumberingAfterBreak="0">
     <w:nsid w:val="1C0B8B93"/>
     <w:multiLevelType w:val="multilevel"/>
     <w:tmpl w:val="E68040AC"/>
@@ -273,7 +307,7 @@
       </w:pPr>
     </w:lvl>
   </w:abstractNum>
-  <w:abstractNum w:abstractNumId="1">
+  <w:abstractNum w:abstractNumId="1" w15:restartNumberingAfterBreak="0">
     <w:nsid w:val="1C39863A"/>
     <w:multiLevelType w:val="hybridMultilevel"/>
     <w:tmpl w:val="BED0CA30"/>
@@ -386,7 +420,7 @@
       </w:rPr>
     </w:lvl>
   </w:abstractNum>
-  <w:abstractNum w:abstractNumId="2">
+  <w:abstractNum w:abstractNumId="2" w15:restartNumberingAfterBreak="0">
     <w:nsid w:val="379B41A3"/>
     <w:multiLevelType w:val="hybridMultilevel"/>
     <w:tmpl w:val="B97405C4"/>
@@ -499,7 +533,7 @@
       </w:rPr>
     </w:lvl>
   </w:abstractNum>
-  <w:abstractNum w:abstractNumId="3">
+  <w:abstractNum w:abstractNumId="3" w15:restartNumberingAfterBreak="0">
     <w:nsid w:val="4359DAED"/>
     <w:multiLevelType w:val="hybridMultilevel"/>
     <w:tmpl w:val="111EF726"/>
@@ -612,7 +646,7 @@
       </w:rPr>
     </w:lvl>
   </w:abstractNum>
-  <w:abstractNum w:abstractNumId="4">
+  <w:abstractNum w:abstractNumId="4" w15:restartNumberingAfterBreak="0">
     <w:nsid w:val="473EAA8A"/>
     <w:multiLevelType w:val="hybridMultilevel"/>
     <w:tmpl w:val="AD564C22"/>
@@ -725,7 +759,7 @@
       </w:rPr>
     </w:lvl>
   </w:abstractNum>
-  <w:abstractNum w:abstractNumId="5">
+  <w:abstractNum w:abstractNumId="5" w15:restartNumberingAfterBreak="0">
     <w:nsid w:val="67D2B14A"/>
     <w:multiLevelType w:val="multilevel"/>
     <w:tmpl w:val="ECCE5DAC"/>
@@ -811,7 +845,7 @@
       </w:pPr>
     </w:lvl>
   </w:abstractNum>
-  <w:abstractNum w:abstractNumId="6">
+  <w:abstractNum w:abstractNumId="6" w15:restartNumberingAfterBreak="0">
     <w:nsid w:val="7C01616D"/>
     <w:multiLevelType w:val="hybridMultilevel"/>
     <w:tmpl w:val="9334CC8C"/>
@@ -924,32 +958,32 @@
       </w:rPr>
     </w:lvl>
   </w:abstractNum>
-  <w:num w:numId="1">
+  <w:num w:numId="1" w16cid:durableId="1477992535">
     <w:abstractNumId w:val="3"/>
   </w:num>
-  <w:num w:numId="2">
+  <w:num w:numId="2" w16cid:durableId="955908652">
     <w:abstractNumId w:val="2"/>
   </w:num>
-  <w:num w:numId="3">
+  <w:num w:numId="3" w16cid:durableId="404685782">
     <w:abstractNumId w:val="6"/>
   </w:num>
-  <w:num w:numId="4">
+  <w:num w:numId="4" w16cid:durableId="1600792235">
     <w:abstractNumId w:val="4"/>
   </w:num>
-  <w:num w:numId="5">
+  <w:num w:numId="5" w16cid:durableId="200555084">
     <w:abstractNumId w:val="5"/>
   </w:num>
-  <w:num w:numId="6">
+  <w:num w:numId="6" w16cid:durableId="636109457">
     <w:abstractNumId w:val="0"/>
   </w:num>
-  <w:num w:numId="7">
+  <w:num w:numId="7" w16cid:durableId="972750913">
     <w:abstractNumId w:val="1"/>
   </w:num>
 </w:numbering>
 </file>
 
 <file path=word/styles.xml><?xml version="1.0" encoding="utf-8"?>
-<w:styles xmlns:r="http://schemas.openxmlformats.org/officeDocument/2006/relationships" xmlns:w="http://schemas.openxmlformats.org/wordprocessingml/2006/main">
+<w:styles xmlns:mc="http://schemas.openxmlformats.org/markup-compatibility/2006" xmlns:r="http://schemas.openxmlformats.org/officeDocument/2006/relationships" xmlns:w="http://schemas.openxmlformats.org/wordprocessingml/2006/main" xmlns:w14="http://schemas.microsoft.com/office/word/2010/wordml" xmlns:w15="http://schemas.microsoft.com/office/word/2012/wordml" xmlns:w16cex="http://schemas.microsoft.com/office/word/2018/wordml/cex" xmlns:w16cid="http://schemas.microsoft.com/office/word/2016/wordml/cid" xmlns:w16="http://schemas.microsoft.com/office/word/2018/wordml" xmlns:w16du="http://schemas.microsoft.com/office/word/2023/wordml/word16du" xmlns:w16sdtdh="http://schemas.microsoft.com/office/word/2020/wordml/sdtdatahash" xmlns:w16sdtfl="http://schemas.microsoft.com/office/word/2024/wordml/sdtformatlock" xmlns:w16se="http://schemas.microsoft.com/office/word/2015/wordml/symex" mc:Ignorable="w14 w15 w16se w16cid w16 w16cex w16sdtdh w16sdtfl w16du">
   <w:docDefaults>
     <w:rPrDefault>
       <w:rPr>
@@ -965,144 +999,383 @@
       </w:pPr>
     </w:pPrDefault>
   </w:docDefaults>
-  <w:latentStyles w:defLockedState="0" w:defUIPriority="99" w:defSemiHidden="1" w:defUnhideWhenUsed="1" w:defQFormat="0" w:count="267">
-    <w:lsdException w:name="Normal" w:semiHidden="0" w:uiPriority="0" w:unhideWhenUsed="0" w:qFormat="1"/>
-    <w:lsdException w:name="heading 1" w:semiHidden="0" w:uiPriority="9" w:unhideWhenUsed="0" w:qFormat="1"/>
-    <w:lsdException w:name="heading 2" w:uiPriority="9" w:qFormat="1"/>
-    <w:lsdException w:name="heading 3" w:uiPriority="9" w:qFormat="1"/>
-    <w:lsdException w:name="heading 4" w:uiPriority="9" w:qFormat="1"/>
-    <w:lsdException w:name="heading 5" w:uiPriority="9" w:qFormat="1"/>
-    <w:lsdException w:name="heading 6" w:uiPriority="9" w:qFormat="1"/>
-    <w:lsdException w:name="heading 7" w:uiPriority="9" w:qFormat="1"/>
-    <w:lsdException w:name="heading 8" w:uiPriority="9" w:qFormat="1"/>
-    <w:lsdException w:name="heading 9" w:uiPriority="9" w:qFormat="1"/>
-    <w:lsdException w:name="toc 1" w:uiPriority="39"/>
-    <w:lsdException w:name="toc 2" w:uiPriority="39"/>
-    <w:lsdException w:name="toc 3" w:uiPriority="39"/>
-    <w:lsdException w:name="toc 4" w:uiPriority="39"/>
-    <w:lsdException w:name="toc 5" w:uiPriority="39"/>
-    <w:lsdException w:name="toc 6" w:uiPriority="39"/>
-    <w:lsdException w:name="toc 7" w:uiPriority="39"/>
-    <w:lsdException w:name="toc 8" w:uiPriority="39"/>
-    <w:lsdException w:name="toc 9" w:uiPriority="39"/>
-    <w:lsdException w:name="caption" w:uiPriority="35" w:qFormat="1"/>
-    <w:lsdException w:name="Title" w:semiHidden="0" w:uiPriority="10" w:unhideWhenUsed="0" w:qFormat="1"/>
-    <w:lsdException w:name="Default Paragraph Font" w:uiPriority="1"/>
-    <w:lsdException w:name="Subtitle" w:semiHidden="0" w:uiPriority="11" w:unhideWhenUsed="0" w:qFormat="1"/>
-    <w:lsdException w:name="Strong" w:semiHidden="0" w:uiPriority="22" w:unhideWhenUsed="0" w:qFormat="1"/>
-    <w:lsdException w:name="Emphasis" w:semiHidden="0" w:uiPriority="20" w:unhideWhenUsed="0" w:qFormat="1"/>
-    <w:lsdException w:name="Table Grid" w:semiHidden="0" w:uiPriority="39" w:unhideWhenUsed="0"/>
-    <w:lsdException w:name="Placeholder Text" w:unhideWhenUsed="0"/>
-    <w:lsdException w:name="No Spacing" w:semiHidden="0" w:uiPriority="1" w:unhideWhenUsed="0" w:qFormat="1"/>
-    <w:lsdException w:name="Light Shading" w:semiHidden="0" w:uiPriority="60" w:unhideWhenUsed="0"/>
-    <w:lsdException w:name="Light List" w:semiHidden="0" w:uiPriority="61" w:unhideWhenUsed="0"/>
-    <w:lsdException w:name="Light Grid" w:semiHidden="0" w:uiPriority="62" w:unhideWhenUsed="0"/>
-    <w:lsdException w:name="Medium Shading 1" w:semiHidden="0" w:uiPriority="63" w:unhideWhenUsed="0"/>
-    <w:lsdException w:name="Medium Shading 2" w:semiHidden="0" w:uiPriority="64" w:unhideWhenUsed="0"/>
-    <w:lsdException w:name="Medium List 1" w:semiHidden="0" w:uiPriority="65" w:unhideWhenUsed="0"/>
-    <w:lsdException w:name="Medium List 2" w:semiHidden="0" w:uiPriority="66" w:unhideWhenUsed="0"/>
-    <w:lsdException w:name="Medium Grid 1" w:semiHidden="0" w:uiPriority="67" w:unhideWhenUsed="0"/>
-    <w:lsdException w:name="Medium Grid 2" w:semiHidden="0" w:uiPriority="68" w:unhideWhenUsed="0"/>
-    <w:lsdException w:name="Medium Grid 3" w:semiHidden="0" w:uiPriority="69" w:unhideWhenUsed="0"/>
-    <w:lsdException w:name="Dark List" w:semiHidden="0" w:uiPriority="70" w:unhideWhenUsed="0"/>
-    <w:lsdException w:name="Colorful Shading" w:semiHidden="0" w:uiPriority="71" w:unhideWhenUsed="0"/>
-    <w:lsdException w:name="Colorful List" w:semiHidden="0" w:uiPriority="72" w:unhideWhenUsed="0"/>
-    <w:lsdException w:name="Colorful Grid" w:semiHidden="0" w:uiPriority="73" w:unhideWhenUsed="0"/>
-    <w:lsdException w:name="Light Shading Accent 1" w:semiHidden="0" w:uiPriority="60" w:unhideWhenUsed="0"/>
-    <w:lsdException w:name="Light List Accent 1" w:semiHidden="0" w:uiPriority="61" w:unhideWhenUsed="0"/>
-    <w:lsdException w:name="Light Grid Accent 1" w:semiHidden="0" w:uiPriority="62" w:unhideWhenUsed="0"/>
-    <w:lsdException w:name="Medium Shading 1 Accent 1" w:semiHidden="0" w:uiPriority="63" w:unhideWhenUsed="0"/>
-    <w:lsdException w:name="Medium Shading 2 Accent 1" w:semiHidden="0" w:uiPriority="64" w:unhideWhenUsed="0"/>
-    <w:lsdException w:name="Medium List 1 Accent 1" w:semiHidden="0" w:uiPriority="65" w:unhideWhenUsed="0"/>
-    <w:lsdException w:name="Revision" w:unhideWhenUsed="0"/>
-    <w:lsdException w:name="List Paragraph" w:semiHidden="0" w:uiPriority="34" w:unhideWhenUsed="0" w:qFormat="1"/>
-    <w:lsdException w:name="Quote" w:semiHidden="0" w:uiPriority="29" w:unhideWhenUsed="0" w:qFormat="1"/>
-    <w:lsdException w:name="Intense Quote" w:semiHidden="0" w:uiPriority="30" w:unhideWhenUsed="0" w:qFormat="1"/>
-    <w:lsdException w:name="Medium List 2 Accent 1" w:semiHidden="0" w:uiPriority="66" w:unhideWhenUsed="0"/>
-    <w:lsdException w:name="Medium Grid 1 Accent 1" w:semiHidden="0" w:uiPriority="67" w:unhideWhenUsed="0"/>
-    <w:lsdException w:name="Medium Grid 2 Accent 1" w:semiHidden="0" w:uiPriority="68" w:unhideWhenUsed="0"/>
-    <w:lsdException w:name="Medium Grid 3 Accent 1" w:semiHidden="0" w:uiPriority="69" w:unhideWhenUsed="0"/>
-    <w:lsdException w:name="Dark List Accent 1" w:semiHidden="0" w:uiPriority="70" w:unhideWhenUsed="0"/>
-    <w:lsdException w:name="Colorful Shading Accent 1" w:semiHidden="0" w:uiPriority="71" w:unhideWhenUsed="0"/>
-    <w:lsdException w:name="Colorful List Accent 1" w:semiHidden="0" w:uiPriority="72" w:unhideWhenUsed="0"/>
-    <w:lsdException w:name="Colorful Grid Accent 1" w:semiHidden="0" w:uiPriority="73" w:unhideWhenUsed="0"/>
-    <w:lsdException w:name="Light Shading Accent 2" w:semiHidden="0" w:uiPriority="60" w:unhideWhenUsed="0"/>
-    <w:lsdException w:name="Light List Accent 2" w:semiHidden="0" w:uiPriority="61" w:unhideWhenUsed="0"/>
-    <w:lsdException w:name="Light Grid Accent 2" w:semiHidden="0" w:uiPriority="62" w:unhideWhenUsed="0"/>
-    <w:lsdException w:name="Medium Shading 1 Accent 2" w:semiHidden="0" w:uiPriority="63" w:unhideWhenUsed="0"/>
-    <w:lsdException w:name="Medium Shading 2 Accent 2" w:semiHidden="0" w:uiPriority="64" w:unhideWhenUsed="0"/>
-    <w:lsdException w:name="Medium List 1 Accent 2" w:semiHidden="0" w:uiPriority="65" w:unhideWhenUsed="0"/>
-    <w:lsdException w:name="Medium List 2 Accent 2" w:semiHidden="0" w:uiPriority="66" w:unhideWhenUsed="0"/>
-    <w:lsdException w:name="Medium Grid 1 Accent 2" w:semiHidden="0" w:uiPriority="67" w:unhideWhenUsed="0"/>
-    <w:lsdException w:name="Medium Grid 2 Accent 2" w:semiHidden="0" w:uiPriority="68" w:unhideWhenUsed="0"/>
-    <w:lsdException w:name="Medium Grid 3 Accent 2" w:semiHidden="0" w:uiPriority="69" w:unhideWhenUsed="0"/>
-    <w:lsdException w:name="Dark List Accent 2" w:semiHidden="0" w:uiPriority="70" w:unhideWhenUsed="0"/>
-    <w:lsdException w:name="Colorful Shading Accent 2" w:semiHidden="0" w:uiPriority="71" w:unhideWhenUsed="0"/>
-    <w:lsdException w:name="Colorful List Accent 2" w:semiHidden="0" w:uiPriority="72" w:unhideWhenUsed="0"/>
-    <w:lsdException w:name="Colorful Grid Accent 2" w:semiHidden="0" w:uiPriority="73" w:unhideWhenUsed="0"/>
-    <w:lsdException w:name="Light Shading Accent 3" w:semiHidden="0" w:uiPriority="60" w:unhideWhenUsed="0"/>
-    <w:lsdException w:name="Light List Accent 3" w:semiHidden="0" w:uiPriority="61" w:unhideWhenUsed="0"/>
-    <w:lsdException w:name="Light Grid Accent 3" w:semiHidden="0" w:uiPriority="62" w:unhideWhenUsed="0"/>
-    <w:lsdException w:name="Medium Shading 1 Accent 3" w:semiHidden="0" w:uiPriority="63" w:unhideWhenUsed="0"/>
-    <w:lsdException w:name="Medium Shading 2 Accent 3" w:semiHidden="0" w:uiPriority="64" w:unhideWhenUsed="0"/>
-    <w:lsdException w:name="Medium List 1 Accent 3" w:semiHidden="0" w:uiPriority="65" w:unhideWhenUsed="0"/>
-    <w:lsdException w:name="Medium List 2 Accent 3" w:semiHidden="0" w:uiPriority="66" w:unhideWhenUsed="0"/>
-    <w:lsdException w:name="Medium Grid 1 Accent 3" w:semiHidden="0" w:uiPriority="67" w:unhideWhenUsed="0"/>
-    <w:lsdException w:name="Medium Grid 2 Accent 3" w:semiHidden="0" w:uiPriority="68" w:unhideWhenUsed="0"/>
-    <w:lsdException w:name="Medium Grid 3 Accent 3" w:semiHidden="0" w:uiPriority="69" w:unhideWhenUsed="0"/>
-    <w:lsdException w:name="Dark List Accent 3" w:semiHidden="0" w:uiPriority="70" w:unhideWhenUsed="0"/>
-    <w:lsdException w:name="Colorful Shading Accent 3" w:semiHidden="0" w:uiPriority="71" w:unhideWhenUsed="0"/>
-    <w:lsdException w:name="Colorful List Accent 3" w:semiHidden="0" w:uiPriority="72" w:unhideWhenUsed="0"/>
-    <w:lsdException w:name="Colorful Grid Accent 3" w:semiHidden="0" w:uiPriority="73" w:unhideWhenUsed="0"/>
-    <w:lsdException w:name="Light Shading Accent 4" w:semiHidden="0" w:uiPriority="60" w:unhideWhenUsed="0"/>
-    <w:lsdException w:name="Light List Accent 4" w:semiHidden="0" w:uiPriority="61" w:unhideWhenUsed="0"/>
-    <w:lsdException w:name="Light Grid Accent 4" w:semiHidden="0" w:uiPriority="62" w:unhideWhenUsed="0"/>
-    <w:lsdException w:name="Medium Shading 1 Accent 4" w:semiHidden="0" w:uiPriority="63" w:unhideWhenUsed="0"/>
-    <w:lsdException w:name="Medium Shading 2 Accent 4" w:semiHidden="0" w:uiPriority="64" w:unhideWhenUsed="0"/>
-    <w:lsdException w:name="Medium List 1 Accent 4" w:semiHidden="0" w:uiPriority="65" w:unhideWhenUsed="0"/>
-    <w:lsdException w:name="Medium List 2 Accent 4" w:semiHidden="0" w:uiPriority="66" w:unhideWhenUsed="0"/>
-    <w:lsdException w:name="Medium Grid 1 Accent 4" w:semiHidden="0" w:uiPriority="67" w:unhideWhenUsed="0"/>
-    <w:lsdException w:name="Medium Grid 2 Accent 4" w:semiHidden="0" w:uiPriority="68" w:unhideWhenUsed="0"/>
-    <w:lsdException w:name="Medium Grid 3 Accent 4" w:semiHidden="0" w:uiPriority="69" w:unhideWhenUsed="0"/>
-    <w:lsdException w:name="Dark List Accent 4" w:semiHidden="0" w:uiPriority="70" w:unhideWhenUsed="0"/>
-    <w:lsdException w:name="Colorful Shading Accent 4" w:semiHidden="0" w:uiPriority="71" w:unhideWhenUsed="0"/>
-    <w:lsdException w:name="Colorful List Accent 4" w:semiHidden="0" w:uiPriority="72" w:unhideWhenUsed="0"/>
-    <w:lsdException w:name="Colorful Grid Accent 4" w:semiHidden="0" w:uiPriority="73" w:unhideWhenUsed="0"/>
-    <w:lsdException w:name="Light Shading Accent 5" w:semiHidden="0" w:uiPriority="60" w:unhideWhenUsed="0"/>
-    <w:lsdException w:name="Light List Accent 5" w:semiHidden="0" w:uiPriority="61" w:unhideWhenUsed="0"/>
-    <w:lsdException w:name="Light Grid Accent 5" w:semiHidden="0" w:uiPriority="62" w:unhideWhenUsed="0"/>
-    <w:lsdException w:name="Medium Shading 1 Accent 5" w:semiHidden="0" w:uiPriority="63" w:unhideWhenUsed="0"/>
-    <w:lsdException w:name="Medium Shading 2 Accent 5" w:semiHidden="0" w:uiPriority="64" w:unhideWhenUsed="0"/>
-    <w:lsdException w:name="Medium List 1 Accent 5" w:semiHidden="0" w:uiPriority="65" w:unhideWhenUsed="0"/>
-    <w:lsdException w:name="Medium List 2 Accent 5" w:semiHidden="0" w:uiPriority="66" w:unhideWhenUsed="0"/>
-    <w:lsdException w:name="Medium Grid 1 Accent 5" w:semiHidden="0" w:uiPriority="67" w:unhideWhenUsed="0"/>
-    <w:lsdException w:name="Medium Grid 2 Accent 5" w:semiHidden="0" w:uiPriority="68" w:unhideWhenUsed="0"/>
-    <w:lsdException w:name="Medium Grid 3 Accent 5" w:semiHidden="0" w:uiPriority="69" w:unhideWhenUsed="0"/>
-    <w:lsdException w:name="Dark List Accent 5" w:semiHidden="0" w:uiPriority="70" w:unhideWhenUsed="0"/>
-    <w:lsdException w:name="Colorful Shading Accent 5" w:semiHidden="0" w:uiPriority="71" w:unhideWhenUsed="0"/>
-    <w:lsdException w:name="Colorful List Accent 5" w:semiHidden="0" w:uiPriority="72" w:unhideWhenUsed="0"/>
-    <w:lsdException w:name="Colorful Grid Accent 5" w:semiHidden="0" w:uiPriority="73" w:unhideWhenUsed="0"/>
-    <w:lsdException w:name="Light Shading Accent 6" w:semiHidden="0" w:uiPriority="60" w:unhideWhenUsed="0"/>
-    <w:lsdException w:name="Light List Accent 6" w:semiHidden="0" w:uiPriority="61" w:unhideWhenUsed="0"/>
-    <w:lsdException w:name="Light Grid Accent 6" w:semiHidden="0" w:uiPriority="62" w:unhideWhenUsed="0"/>
-    <w:lsdException w:name="Medium Shading 1 Accent 6" w:semiHidden="0" w:uiPriority="63" w:unhideWhenUsed="0"/>
-    <w:lsdException w:name="Medium Shading 2 Accent 6" w:semiHidden="0" w:uiPriority="64" w:unhideWhenUsed="0"/>
-    <w:lsdException w:name="Medium List 1 Accent 6" w:semiHidden="0" w:uiPriority="65" w:unhideWhenUsed="0"/>
-    <w:lsdException w:name="Medium List 2 Accent 6" w:semiHidden="0" w:uiPriority="66" w:unhideWhenUsed="0"/>
-    <w:lsdException w:name="Medium Grid 1 Accent 6" w:semiHidden="0" w:uiPriority="67" w:unhideWhenUsed="0"/>
-    <w:lsdException w:name="Medium Grid 2 Accent 6" w:semiHidden="0" w:uiPriority="68" w:unhideWhenUsed="0"/>
-    <w:lsdException w:name="Medium Grid 3 Accent 6" w:semiHidden="0" w:uiPriority="69" w:unhideWhenUsed="0"/>
-    <w:lsdException w:name="Dark List Accent 6" w:semiHidden="0" w:uiPriority="70" w:unhideWhenUsed="0"/>
-    <w:lsdException w:name="Colorful Shading Accent 6" w:semiHidden="0" w:uiPriority="71" w:unhideWhenUsed="0"/>
-    <w:lsdException w:name="Colorful List Accent 6" w:semiHidden="0" w:uiPriority="72" w:unhideWhenUsed="0"/>
-    <w:lsdException w:name="Colorful Grid Accent 6" w:semiHidden="0" w:uiPriority="73" w:unhideWhenUsed="0"/>
-    <w:lsdException w:name="Subtle Emphasis" w:semiHidden="0" w:uiPriority="19" w:unhideWhenUsed="0" w:qFormat="1"/>
-    <w:lsdException w:name="Intense Emphasis" w:semiHidden="0" w:uiPriority="21" w:unhideWhenUsed="0" w:qFormat="1"/>
-    <w:lsdException w:name="Subtle Reference" w:semiHidden="0" w:uiPriority="31" w:unhideWhenUsed="0" w:qFormat="1"/>
-    <w:lsdException w:name="Intense Reference" w:semiHidden="0" w:uiPriority="32" w:unhideWhenUsed="0" w:qFormat="1"/>
-    <w:lsdException w:name="Book Title" w:semiHidden="0" w:uiPriority="33" w:unhideWhenUsed="0" w:qFormat="1"/>
-    <w:lsdException w:name="Bibliography" w:uiPriority="37"/>
-    <w:lsdException w:name="TOC Heading" w:uiPriority="39" w:qFormat="1"/>
+  <w:latentStyles w:defLockedState="0" w:defUIPriority="99" w:defSemiHidden="0" w:defUnhideWhenUsed="0" w:defQFormat="0" w:count="376">
+    <w:lsdException w:name="Normal" w:uiPriority="0" w:qFormat="1"/>
+    <w:lsdException w:name="heading 1" w:uiPriority="9" w:qFormat="1"/>
+    <w:lsdException w:name="heading 2" w:semiHidden="1" w:uiPriority="9" w:unhideWhenUsed="1" w:qFormat="1"/>
+    <w:lsdException w:name="heading 3" w:semiHidden="1" w:uiPriority="9" w:unhideWhenUsed="1" w:qFormat="1"/>
+    <w:lsdException w:name="heading 4" w:semiHidden="1" w:uiPriority="9" w:unhideWhenUsed="1" w:qFormat="1"/>
+    <w:lsdException w:name="heading 5" w:semiHidden="1" w:uiPriority="9" w:unhideWhenUsed="1" w:qFormat="1"/>
+    <w:lsdException w:name="heading 6" w:semiHidden="1" w:uiPriority="9" w:unhideWhenUsed="1" w:qFormat="1"/>
+    <w:lsdException w:name="heading 7" w:semiHidden="1" w:uiPriority="9" w:unhideWhenUsed="1" w:qFormat="1"/>
+    <w:lsdException w:name="heading 8" w:semiHidden="1" w:uiPriority="9" w:unhideWhenUsed="1" w:qFormat="1"/>
+    <w:lsdException w:name="heading 9" w:semiHidden="1" w:uiPriority="9" w:unhideWhenUsed="1" w:qFormat="1"/>
+    <w:lsdException w:name="index 1" w:semiHidden="1" w:unhideWhenUsed="1"/>
+    <w:lsdException w:name="index 2" w:semiHidden="1" w:unhideWhenUsed="1"/>
+    <w:lsdException w:name="index 3" w:semiHidden="1" w:unhideWhenUsed="1"/>
+    <w:lsdException w:name="index 4" w:semiHidden="1" w:unhideWhenUsed="1"/>
+    <w:lsdException w:name="index 5" w:semiHidden="1" w:unhideWhenUsed="1"/>
+    <w:lsdException w:name="index 6" w:semiHidden="1" w:unhideWhenUsed="1"/>
+    <w:lsdException w:name="index 7" w:semiHidden="1" w:unhideWhenUsed="1"/>
+    <w:lsdException w:name="index 8" w:semiHidden="1" w:unhideWhenUsed="1"/>
+    <w:lsdException w:name="index 9" w:semiHidden="1" w:unhideWhenUsed="1"/>
+    <w:lsdException w:name="toc 1" w:semiHidden="1" w:uiPriority="39" w:unhideWhenUsed="1"/>
+    <w:lsdException w:name="toc 2" w:semiHidden="1" w:uiPriority="39" w:unhideWhenUsed="1"/>
+    <w:lsdException w:name="toc 3" w:semiHidden="1" w:uiPriority="39" w:unhideWhenUsed="1"/>
+    <w:lsdException w:name="toc 4" w:semiHidden="1" w:uiPriority="39" w:unhideWhenUsed="1"/>
+    <w:lsdException w:name="toc 5" w:semiHidden="1" w:uiPriority="39" w:unhideWhenUsed="1"/>
+    <w:lsdException w:name="toc 6" w:semiHidden="1" w:uiPriority="39" w:unhideWhenUsed="1"/>
+    <w:lsdException w:name="toc 7" w:semiHidden="1" w:uiPriority="39" w:unhideWhenUsed="1"/>
+    <w:lsdException w:name="toc 8" w:semiHidden="1" w:uiPriority="39" w:unhideWhenUsed="1"/>
+    <w:lsdException w:name="toc 9" w:semiHidden="1" w:uiPriority="39" w:unhideWhenUsed="1"/>
+    <w:lsdException w:name="Normal Indent" w:semiHidden="1" w:unhideWhenUsed="1"/>
+    <w:lsdException w:name="footnote text" w:semiHidden="1" w:unhideWhenUsed="1"/>
+    <w:lsdException w:name="annotation text" w:semiHidden="1" w:unhideWhenUsed="1"/>
+    <w:lsdException w:name="header" w:semiHidden="1" w:unhideWhenUsed="1"/>
+    <w:lsdException w:name="footer" w:semiHidden="1" w:unhideWhenUsed="1"/>
+    <w:lsdException w:name="index heading" w:semiHidden="1" w:unhideWhenUsed="1"/>
+    <w:lsdException w:name="caption" w:semiHidden="1" w:uiPriority="35" w:unhideWhenUsed="1" w:qFormat="1"/>
+    <w:lsdException w:name="table of figures" w:semiHidden="1" w:unhideWhenUsed="1"/>
+    <w:lsdException w:name="envelope address" w:semiHidden="1" w:unhideWhenUsed="1"/>
+    <w:lsdException w:name="envelope return" w:semiHidden="1" w:unhideWhenUsed="1"/>
+    <w:lsdException w:name="footnote reference" w:semiHidden="1" w:unhideWhenUsed="1"/>
+    <w:lsdException w:name="annotation reference" w:semiHidden="1" w:unhideWhenUsed="1"/>
+    <w:lsdException w:name="line number" w:semiHidden="1" w:unhideWhenUsed="1"/>
+    <w:lsdException w:name="page number" w:semiHidden="1" w:unhideWhenUsed="1"/>
+    <w:lsdException w:name="endnote reference" w:semiHidden="1" w:unhideWhenUsed="1"/>
+    <w:lsdException w:name="endnote text" w:semiHidden="1" w:unhideWhenUsed="1"/>
+    <w:lsdException w:name="table of authorities" w:semiHidden="1" w:unhideWhenUsed="1"/>
+    <w:lsdException w:name="macro" w:semiHidden="1" w:unhideWhenUsed="1"/>
+    <w:lsdException w:name="toa heading" w:semiHidden="1" w:unhideWhenUsed="1"/>
+    <w:lsdException w:name="List" w:semiHidden="1" w:unhideWhenUsed="1"/>
+    <w:lsdException w:name="List Bullet" w:semiHidden="1" w:unhideWhenUsed="1"/>
+    <w:lsdException w:name="List Number" w:semiHidden="1" w:unhideWhenUsed="1"/>
+    <w:lsdException w:name="List 2" w:semiHidden="1" w:unhideWhenUsed="1"/>
+    <w:lsdException w:name="List 3" w:semiHidden="1" w:unhideWhenUsed="1"/>
+    <w:lsdException w:name="List 4" w:semiHidden="1" w:unhideWhenUsed="1"/>
+    <w:lsdException w:name="List 5" w:semiHidden="1" w:unhideWhenUsed="1"/>
+    <w:lsdException w:name="List Bullet 2" w:semiHidden="1" w:unhideWhenUsed="1"/>
+    <w:lsdException w:name="List Bullet 3" w:semiHidden="1" w:unhideWhenUsed="1"/>
+    <w:lsdException w:name="List Bullet 4" w:semiHidden="1" w:unhideWhenUsed="1"/>
+    <w:lsdException w:name="List Bullet 5" w:semiHidden="1" w:unhideWhenUsed="1"/>
+    <w:lsdException w:name="List Number 2" w:semiHidden="1" w:unhideWhenUsed="1"/>
+    <w:lsdException w:name="List Number 3" w:semiHidden="1" w:unhideWhenUsed="1"/>
+    <w:lsdException w:name="List Number 4" w:semiHidden="1" w:unhideWhenUsed="1"/>
+    <w:lsdException w:name="List Number 5" w:semiHidden="1" w:unhideWhenUsed="1"/>
+    <w:lsdException w:name="Title" w:uiPriority="10" w:qFormat="1"/>
+    <w:lsdException w:name="Closing" w:semiHidden="1" w:unhideWhenUsed="1"/>
+    <w:lsdException w:name="Signature" w:semiHidden="1" w:unhideWhenUsed="1"/>
+    <w:lsdException w:name="Default Paragraph Font" w:semiHidden="1" w:uiPriority="1" w:unhideWhenUsed="1"/>
+    <w:lsdException w:name="Body Text" w:semiHidden="1" w:unhideWhenUsed="1"/>
+    <w:lsdException w:name="Body Text Indent" w:semiHidden="1" w:unhideWhenUsed="1"/>
+    <w:lsdException w:name="List Continue" w:semiHidden="1" w:unhideWhenUsed="1"/>
+    <w:lsdException w:name="List Continue 2" w:semiHidden="1" w:unhideWhenUsed="1"/>
+    <w:lsdException w:name="List Continue 3" w:semiHidden="1" w:unhideWhenUsed="1"/>
+    <w:lsdException w:name="List Continue 4" w:semiHidden="1" w:unhideWhenUsed="1"/>
+    <w:lsdException w:name="List Continue 5" w:semiHidden="1" w:unhideWhenUsed="1"/>
+    <w:lsdException w:name="Message Header" w:semiHidden="1" w:unhideWhenUsed="1"/>
+    <w:lsdException w:name="Subtitle" w:uiPriority="11" w:qFormat="1"/>
+    <w:lsdException w:name="Salutation" w:semiHidden="1" w:unhideWhenUsed="1"/>
+    <w:lsdException w:name="Date" w:semiHidden="1" w:unhideWhenUsed="1"/>
+    <w:lsdException w:name="Body Text First Indent" w:semiHidden="1" w:unhideWhenUsed="1"/>
+    <w:lsdException w:name="Body Text First Indent 2" w:semiHidden="1" w:unhideWhenUsed="1"/>
+    <w:lsdException w:name="Note Heading" w:semiHidden="1" w:unhideWhenUsed="1"/>
+    <w:lsdException w:name="Body Text 2" w:semiHidden="1" w:unhideWhenUsed="1"/>
+    <w:lsdException w:name="Body Text 3" w:semiHidden="1" w:unhideWhenUsed="1"/>
+    <w:lsdException w:name="Body Text Indent 2" w:semiHidden="1" w:unhideWhenUsed="1"/>
+    <w:lsdException w:name="Body Text Indent 3" w:semiHidden="1" w:unhideWhenUsed="1"/>
+    <w:lsdException w:name="Block Text" w:semiHidden="1" w:unhideWhenUsed="1"/>
+    <w:lsdException w:name="Hyperlink" w:semiHidden="1" w:unhideWhenUsed="1"/>
+    <w:lsdException w:name="FollowedHyperlink" w:semiHidden="1" w:unhideWhenUsed="1"/>
+    <w:lsdException w:name="Strong" w:uiPriority="22" w:qFormat="1"/>
+    <w:lsdException w:name="Emphasis" w:uiPriority="20" w:qFormat="1"/>
+    <w:lsdException w:name="Document Map" w:semiHidden="1" w:unhideWhenUsed="1"/>
+    <w:lsdException w:name="Plain Text" w:semiHidden="1" w:unhideWhenUsed="1"/>
+    <w:lsdException w:name="E-mail Signature" w:semiHidden="1" w:unhideWhenUsed="1"/>
+    <w:lsdException w:name="HTML Top of Form" w:semiHidden="1" w:unhideWhenUsed="1"/>
+    <w:lsdException w:name="HTML Bottom of Form" w:semiHidden="1" w:unhideWhenUsed="1"/>
+    <w:lsdException w:name="Normal (Web)" w:semiHidden="1" w:unhideWhenUsed="1"/>
+    <w:lsdException w:name="HTML Acronym" w:semiHidden="1" w:unhideWhenUsed="1"/>
+    <w:lsdException w:name="HTML Address" w:semiHidden="1" w:unhideWhenUsed="1"/>
+    <w:lsdException w:name="HTML Cite" w:semiHidden="1" w:unhideWhenUsed="1"/>
+    <w:lsdException w:name="HTML Code" w:semiHidden="1" w:unhideWhenUsed="1"/>
+    <w:lsdException w:name="HTML Definition" w:semiHidden="1" w:unhideWhenUsed="1"/>
+    <w:lsdException w:name="HTML Keyboard" w:semiHidden="1" w:unhideWhenUsed="1"/>
+    <w:lsdException w:name="HTML Preformatted" w:semiHidden="1" w:unhideWhenUsed="1"/>
+    <w:lsdException w:name="HTML Sample" w:semiHidden="1" w:unhideWhenUsed="1"/>
+    <w:lsdException w:name="HTML Typewriter" w:semiHidden="1" w:unhideWhenUsed="1"/>
+    <w:lsdException w:name="HTML Variable" w:semiHidden="1" w:unhideWhenUsed="1"/>
+    <w:lsdException w:name="Normal Table" w:semiHidden="1" w:unhideWhenUsed="1"/>
+    <w:lsdException w:name="annotation subject" w:semiHidden="1" w:unhideWhenUsed="1"/>
+    <w:lsdException w:name="No List" w:semiHidden="1" w:unhideWhenUsed="1"/>
+    <w:lsdException w:name="Outline List 1" w:semiHidden="1" w:unhideWhenUsed="1"/>
+    <w:lsdException w:name="Outline List 2" w:semiHidden="1" w:unhideWhenUsed="1"/>
+    <w:lsdException w:name="Outline List 3" w:semiHidden="1" w:unhideWhenUsed="1"/>
+    <w:lsdException w:name="Table Simple 1" w:semiHidden="1" w:unhideWhenUsed="1"/>
+    <w:lsdException w:name="Table Simple 2" w:semiHidden="1" w:unhideWhenUsed="1"/>
+    <w:lsdException w:name="Table Simple 3" w:semiHidden="1" w:unhideWhenUsed="1"/>
+    <w:lsdException w:name="Table Classic 1" w:semiHidden="1" w:unhideWhenUsed="1"/>
+    <w:lsdException w:name="Table Classic 2" w:semiHidden="1" w:unhideWhenUsed="1"/>
+    <w:lsdException w:name="Table Classic 3" w:semiHidden="1" w:unhideWhenUsed="1"/>
+    <w:lsdException w:name="Table Classic 4" w:semiHidden="1" w:unhideWhenUsed="1"/>
+    <w:lsdException w:name="Table Colorful 1" w:semiHidden="1" w:unhideWhenUsed="1"/>
+    <w:lsdException w:name="Table Colorful 2" w:semiHidden="1" w:unhideWhenUsed="1"/>
+    <w:lsdException w:name="Table Colorful 3" w:semiHidden="1" w:unhideWhenUsed="1"/>
+    <w:lsdException w:name="Table Columns 1" w:semiHidden="1" w:unhideWhenUsed="1"/>
+    <w:lsdException w:name="Table Columns 2" w:semiHidden="1" w:unhideWhenUsed="1"/>
+    <w:lsdException w:name="Table Columns 3" w:semiHidden="1" w:unhideWhenUsed="1"/>
+    <w:lsdException w:name="Table Columns 4" w:semiHidden="1" w:unhideWhenUsed="1"/>
+    <w:lsdException w:name="Table Columns 5" w:semiHidden="1" w:unhideWhenUsed="1"/>
+    <w:lsdException w:name="Table Grid 1" w:semiHidden="1" w:unhideWhenUsed="1"/>
+    <w:lsdException w:name="Table Grid 2" w:semiHidden="1" w:unhideWhenUsed="1"/>
+    <w:lsdException w:name="Table Grid 3" w:semiHidden="1" w:unhideWhenUsed="1"/>
+    <w:lsdException w:name="Table Grid 4" w:semiHidden="1" w:unhideWhenUsed="1"/>
+    <w:lsdException w:name="Table Grid 5" w:semiHidden="1" w:unhideWhenUsed="1"/>
+    <w:lsdException w:name="Table Grid 6" w:semiHidden="1" w:unhideWhenUsed="1"/>
+    <w:lsdException w:name="Table Grid 7" w:semiHidden="1" w:unhideWhenUsed="1"/>
+    <w:lsdException w:name="Table Grid 8" w:semiHidden="1" w:unhideWhenUsed="1"/>
+    <w:lsdException w:name="Table List 1" w:semiHidden="1" w:unhideWhenUsed="1"/>
+    <w:lsdException w:name="Table List 2" w:semiHidden="1" w:unhideWhenUsed="1"/>
+    <w:lsdException w:name="Table List 3" w:semiHidden="1" w:unhideWhenUsed="1"/>
+    <w:lsdException w:name="Table List 4" w:semiHidden="1" w:unhideWhenUsed="1"/>
+    <w:lsdException w:name="Table List 5" w:semiHidden="1" w:unhideWhenUsed="1"/>
+    <w:lsdException w:name="Table List 6" w:semiHidden="1" w:unhideWhenUsed="1"/>
+    <w:lsdException w:name="Table List 7" w:semiHidden="1" w:unhideWhenUsed="1"/>
+    <w:lsdException w:name="Table List 8" w:semiHidden="1" w:unhideWhenUsed="1"/>
+    <w:lsdException w:name="Table 3D effects 1" w:semiHidden="1" w:unhideWhenUsed="1"/>
+    <w:lsdException w:name="Table 3D effects 2" w:semiHidden="1" w:unhideWhenUsed="1"/>
+    <w:lsdException w:name="Table 3D effects 3" w:semiHidden="1" w:unhideWhenUsed="1"/>
+    <w:lsdException w:name="Table Contemporary" w:semiHidden="1" w:unhideWhenUsed="1"/>
+    <w:lsdException w:name="Table Elegant" w:semiHidden="1" w:unhideWhenUsed="1"/>
+    <w:lsdException w:name="Table Professional" w:semiHidden="1" w:unhideWhenUsed="1"/>
+    <w:lsdException w:name="Table Subtle 1" w:semiHidden="1" w:unhideWhenUsed="1"/>
+    <w:lsdException w:name="Table Subtle 2" w:semiHidden="1" w:unhideWhenUsed="1"/>
+    <w:lsdException w:name="Table Web 1" w:semiHidden="1" w:unhideWhenUsed="1"/>
+    <w:lsdException w:name="Table Web 2" w:semiHidden="1" w:unhideWhenUsed="1"/>
+    <w:lsdException w:name="Table Web 3" w:semiHidden="1" w:unhideWhenUsed="1"/>
+    <w:lsdException w:name="Balloon Text" w:semiHidden="1" w:unhideWhenUsed="1"/>
+    <w:lsdException w:name="Table Grid" w:uiPriority="39"/>
+    <w:lsdException w:name="Table Theme" w:semiHidden="1" w:unhideWhenUsed="1"/>
+    <w:lsdException w:name="Placeholder Text" w:semiHidden="1"/>
+    <w:lsdException w:name="No Spacing" w:uiPriority="1" w:qFormat="1"/>
+    <w:lsdException w:name="Light Shading" w:uiPriority="60"/>
+    <w:lsdException w:name="Light List" w:uiPriority="61"/>
+    <w:lsdException w:name="Light Grid" w:uiPriority="62"/>
+    <w:lsdException w:name="Medium Shading 1" w:uiPriority="63"/>
+    <w:lsdException w:name="Medium Shading 2" w:uiPriority="64"/>
+    <w:lsdException w:name="Medium List 1" w:uiPriority="65"/>
+    <w:lsdException w:name="Medium List 2" w:uiPriority="66"/>
+    <w:lsdException w:name="Medium Grid 1" w:uiPriority="67"/>
+    <w:lsdException w:name="Medium Grid 2" w:uiPriority="68"/>
+    <w:lsdException w:name="Medium Grid 3" w:uiPriority="69"/>
+    <w:lsdException w:name="Dark List" w:uiPriority="70"/>
+    <w:lsdException w:name="Colorful Shading" w:uiPriority="71"/>
+    <w:lsdException w:name="Colorful List" w:uiPriority="72"/>
+    <w:lsdException w:name="Colorful Grid" w:uiPriority="73"/>
+    <w:lsdException w:name="Light Shading Accent 1" w:uiPriority="60"/>
+    <w:lsdException w:name="Light List Accent 1" w:uiPriority="61"/>
+    <w:lsdException w:name="Light Grid Accent 1" w:uiPriority="62"/>
+    <w:lsdException w:name="Medium Shading 1 Accent 1" w:uiPriority="63"/>
+    <w:lsdException w:name="Medium Shading 2 Accent 1" w:uiPriority="64"/>
+    <w:lsdException w:name="Medium List 1 Accent 1" w:uiPriority="65"/>
+    <w:lsdException w:name="Revision" w:semiHidden="1"/>
+    <w:lsdException w:name="List Paragraph" w:uiPriority="34" w:qFormat="1"/>
+    <w:lsdException w:name="Quote" w:uiPriority="29" w:qFormat="1"/>
+    <w:lsdException w:name="Intense Quote" w:uiPriority="30" w:qFormat="1"/>
+    <w:lsdException w:name="Medium List 2 Accent 1" w:uiPriority="66"/>
+    <w:lsdException w:name="Medium Grid 1 Accent 1" w:uiPriority="67"/>
+    <w:lsdException w:name="Medium Grid 2 Accent 1" w:uiPriority="68"/>
+    <w:lsdException w:name="Medium Grid 3 Accent 1" w:uiPriority="69"/>
+    <w:lsdException w:name="Dark List Accent 1" w:uiPriority="70"/>
+    <w:lsdException w:name="Colorful Shading Accent 1" w:uiPriority="71"/>
+    <w:lsdException w:name="Colorful List Accent 1" w:uiPriority="72"/>
+    <w:lsdException w:name="Colorful Grid Accent 1" w:uiPriority="73"/>
+    <w:lsdException w:name="Light Shading Accent 2" w:uiPriority="60"/>
+    <w:lsdException w:name="Light List Accent 2" w:uiPriority="61"/>
+    <w:lsdException w:name="Light Grid Accent 2" w:uiPriority="62"/>
+    <w:lsdException w:name="Medium Shading 1 Accent 2" w:uiPriority="63"/>
+    <w:lsdException w:name="Medium Shading 2 Accent 2" w:uiPriority="64"/>
+    <w:lsdException w:name="Medium List 1 Accent 2" w:uiPriority="65"/>
+    <w:lsdException w:name="Medium List 2 Accent 2" w:uiPriority="66"/>
+    <w:lsdException w:name="Medium Grid 1 Accent 2" w:uiPriority="67"/>
+    <w:lsdException w:name="Medium Grid 2 Accent 2" w:uiPriority="68"/>
+    <w:lsdException w:name="Medium Grid 3 Accent 2" w:uiPriority="69"/>
+    <w:lsdException w:name="Dark List Accent 2" w:uiPriority="70"/>
+    <w:lsdException w:name="Colorful Shading Accent 2" w:uiPriority="71"/>
+    <w:lsdException w:name="Colorful List Accent 2" w:uiPriority="72"/>
+    <w:lsdException w:name="Colorful Grid Accent 2" w:uiPriority="73"/>
+    <w:lsdException w:name="Light Shading Accent 3" w:uiPriority="60"/>
+    <w:lsdException w:name="Light List Accent 3" w:uiPriority="61"/>
+    <w:lsdException w:name="Light Grid Accent 3" w:uiPriority="62"/>
+    <w:lsdException w:name="Medium Shading 1 Accent 3" w:uiPriority="63"/>
+    <w:lsdException w:name="Medium Shading 2 Accent 3" w:uiPriority="64"/>
+    <w:lsdException w:name="Medium List 1 Accent 3" w:uiPriority="65"/>
+    <w:lsdException w:name="Medium List 2 Accent 3" w:uiPriority="66"/>
+    <w:lsdException w:name="Medium Grid 1 Accent 3" w:uiPriority="67"/>
+    <w:lsdException w:name="Medium Grid 2 Accent 3" w:uiPriority="68"/>
+    <w:lsdException w:name="Medium Grid 3 Accent 3" w:uiPriority="69"/>
+    <w:lsdException w:name="Dark List Accent 3" w:uiPriority="70"/>
+    <w:lsdException w:name="Colorful Shading Accent 3" w:uiPriority="71"/>
+    <w:lsdException w:name="Colorful List Accent 3" w:uiPriority="72"/>
+    <w:lsdException w:name="Colorful Grid Accent 3" w:uiPriority="73"/>
+    <w:lsdException w:name="Light Shading Accent 4" w:uiPriority="60"/>
+    <w:lsdException w:name="Light List Accent 4" w:uiPriority="61"/>
+    <w:lsdException w:name="Light Grid Accent 4" w:uiPriority="62"/>
+    <w:lsdException w:name="Medium Shading 1 Accent 4" w:uiPriority="63"/>
+    <w:lsdException w:name="Medium Shading 2 Accent 4" w:uiPriority="64"/>
+    <w:lsdException w:name="Medium List 1 Accent 4" w:uiPriority="65"/>
+    <w:lsdException w:name="Medium List 2 Accent 4" w:uiPriority="66"/>
+    <w:lsdException w:name="Medium Grid 1 Accent 4" w:uiPriority="67"/>
+    <w:lsdException w:name="Medium Grid 2 Accent 4" w:uiPriority="68"/>
+    <w:lsdException w:name="Medium Grid 3 Accent 4" w:uiPriority="69"/>
+    <w:lsdException w:name="Dark List Accent 4" w:uiPriority="70"/>
+    <w:lsdException w:name="Colorful Shading Accent 4" w:uiPriority="71"/>
+    <w:lsdException w:name="Colorful List Accent 4" w:uiPriority="72"/>
+    <w:lsdException w:name="Colorful Grid Accent 4" w:uiPriority="73"/>
+    <w:lsdException w:name="Light Shading Accent 5" w:uiPriority="60"/>
+    <w:lsdException w:name="Light List Accent 5" w:uiPriority="61"/>
+    <w:lsdException w:name="Light Grid Accent 5" w:uiPriority="62"/>
+    <w:lsdException w:name="Medium Shading 1 Accent 5" w:uiPriority="63"/>
+    <w:lsdException w:name="Medium Shading 2 Accent 5" w:uiPriority="64"/>
+    <w:lsdException w:name="Medium List 1 Accent 5" w:uiPriority="65"/>
+    <w:lsdException w:name="Medium List 2 Accent 5" w:uiPriority="66"/>
+    <w:lsdException w:name="Medium Grid 1 Accent 5" w:uiPriority="67"/>
+    <w:lsdException w:name="Medium Grid 2 Accent 5" w:uiPriority="68"/>
+    <w:lsdException w:name="Medium Grid 3 Accent 5" w:uiPriority="69"/>
+    <w:lsdException w:name="Dark List Accent 5" w:uiPriority="70"/>
+    <w:lsdException w:name="Colorful Shading Accent 5" w:uiPriority="71"/>
+    <w:lsdException w:name="Colorful List Accent 5" w:uiPriority="72"/>
+    <w:lsdException w:name="Colorful Grid Accent 5" w:uiPriority="73"/>
+    <w:lsdException w:name="Light Shading Accent 6" w:uiPriority="60"/>
+    <w:lsdException w:name="Light List Accent 6" w:uiPriority="61"/>
+    <w:lsdException w:name="Light Grid Accent 6" w:uiPriority="62"/>
+    <w:lsdException w:name="Medium Shading 1 Accent 6" w:uiPriority="63"/>
+    <w:lsdException w:name="Medium Shading 2 Accent 6" w:uiPriority="64"/>
+    <w:lsdException w:name="Medium List 1 Accent 6" w:uiPriority="65"/>
+    <w:lsdException w:name="Medium List 2 Accent 6" w:uiPriority="66"/>
+    <w:lsdException w:name="Medium Grid 1 Accent 6" w:uiPriority="67"/>
+    <w:lsdException w:name="Medium Grid 2 Accent 6" w:uiPriority="68"/>
+    <w:lsdException w:name="Medium Grid 3 Accent 6" w:uiPriority="69"/>
+    <w:lsdException w:name="Dark List Accent 6" w:uiPriority="70"/>
+    <w:lsdException w:name="Colorful Shading Accent 6" w:uiPriority="71"/>
+    <w:lsdException w:name="Colorful List Accent 6" w:uiPriority="72"/>
+    <w:lsdException w:name="Colorful Grid Accent 6" w:uiPriority="73"/>
+    <w:lsdException w:name="Subtle Emphasis" w:uiPriority="19" w:qFormat="1"/>
+    <w:lsdException w:name="Intense Emphasis" w:uiPriority="21" w:qFormat="1"/>
+    <w:lsdException w:name="Subtle Reference" w:uiPriority="31" w:qFormat="1"/>
+    <w:lsdException w:name="Intense Reference" w:uiPriority="32" w:qFormat="1"/>
+    <w:lsdException w:name="Book Title" w:uiPriority="33" w:qFormat="1"/>
+    <w:lsdException w:name="Bibliography" w:semiHidden="1" w:uiPriority="37" w:unhideWhenUsed="1"/>
+    <w:lsdException w:name="TOC Heading" w:semiHidden="1" w:uiPriority="39" w:unhideWhenUsed="1" w:qFormat="1"/>
+    <w:lsdException w:name="Plain Table 1" w:uiPriority="41"/>
+    <w:lsdException w:name="Plain Table 2" w:uiPriority="42"/>
+    <w:lsdException w:name="Plain Table 3" w:uiPriority="43"/>
+    <w:lsdException w:name="Plain Table 4" w:uiPriority="44"/>
+    <w:lsdException w:name="Plain Table 5" w:uiPriority="45"/>
+    <w:lsdException w:name="Grid Table Light" w:uiPriority="40"/>
+    <w:lsdException w:name="Grid Table 1 Light" w:uiPriority="46"/>
+    <w:lsdException w:name="Grid Table 2" w:uiPriority="47"/>
+    <w:lsdException w:name="Grid Table 3" w:uiPriority="48"/>
+    <w:lsdException w:name="Grid Table 4" w:uiPriority="49"/>
+    <w:lsdException w:name="Grid Table 5 Dark" w:uiPriority="50"/>
+    <w:lsdException w:name="Grid Table 6 Colorful" w:uiPriority="51"/>
+    <w:lsdException w:name="Grid Table 7 Colorful" w:uiPriority="52"/>
+    <w:lsdException w:name="Grid Table 1 Light Accent 1" w:uiPriority="46"/>
+    <w:lsdException w:name="Grid Table 2 Accent 1" w:uiPriority="47"/>
+    <w:lsdException w:name="Grid Table 3 Accent 1" w:uiPriority="48"/>
+    <w:lsdException w:name="Grid Table 4 Accent 1" w:uiPriority="49"/>
+    <w:lsdException w:name="Grid Table 5 Dark Accent 1" w:uiPriority="50"/>
+    <w:lsdException w:name="Grid Table 6 Colorful Accent 1" w:uiPriority="51"/>
+    <w:lsdException w:name="Grid Table 7 Colorful Accent 1" w:uiPriority="52"/>
+    <w:lsdException w:name="Grid Table 1 Light Accent 2" w:uiPriority="46"/>
+    <w:lsdException w:name="Grid Table 2 Accent 2" w:uiPriority="47"/>
+    <w:lsdException w:name="Grid Table 3 Accent 2" w:uiPriority="48"/>
+    <w:lsdException w:name="Grid Table 4 Accent 2" w:uiPriority="49"/>
+    <w:lsdException w:name="Grid Table 5 Dark Accent 2" w:uiPriority="50"/>
+    <w:lsdException w:name="Grid Table 6 Colorful Accent 2" w:uiPriority="51"/>
+    <w:lsdException w:name="Grid Table 7 Colorful Accent 2" w:uiPriority="52"/>
+    <w:lsdException w:name="Grid Table 1 Light Accent 3" w:uiPriority="46"/>
+    <w:lsdException w:name="Grid Table 2 Accent 3" w:uiPriority="47"/>
+    <w:lsdException w:name="Grid Table 3 Accent 3" w:uiPriority="48"/>
+    <w:lsdException w:name="Grid Table 4 Accent 3" w:uiPriority="49"/>
+    <w:lsdException w:name="Grid Table 5 Dark Accent 3" w:uiPriority="50"/>
+    <w:lsdException w:name="Grid Table 6 Colorful Accent 3" w:uiPriority="51"/>
+    <w:lsdException w:name="Grid Table 7 Colorful Accent 3" w:uiPriority="52"/>
+    <w:lsdException w:name="Grid Table 1 Light Accent 4" w:uiPriority="46"/>
+    <w:lsdException w:name="Grid Table 2 Accent 4" w:uiPriority="47"/>
+    <w:lsdException w:name="Grid Table 3 Accent 4" w:uiPriority="48"/>
+    <w:lsdException w:name="Grid Table 4 Accent 4" w:uiPriority="49"/>
+    <w:lsdException w:name="Grid Table 5 Dark Accent 4" w:uiPriority="50"/>
+    <w:lsdException w:name="Grid Table 6 Colorful Accent 4" w:uiPriority="51"/>
+    <w:lsdException w:name="Grid Table 7 Colorful Accent 4" w:uiPriority="52"/>
+    <w:lsdException w:name="Grid Table 1 Light Accent 5" w:uiPriority="46"/>
+    <w:lsdException w:name="Grid Table 2 Accent 5" w:uiPriority="47"/>
+    <w:lsdException w:name="Grid Table 3 Accent 5" w:uiPriority="48"/>
+    <w:lsdException w:name="Grid Table 4 Accent 5" w:uiPriority="49"/>
+    <w:lsdException w:name="Grid Table 5 Dark Accent 5" w:uiPriority="50"/>
+    <w:lsdException w:name="Grid Table 6 Colorful Accent 5" w:uiPriority="51"/>
+    <w:lsdException w:name="Grid Table 7 Colorful Accent 5" w:uiPriority="52"/>
+    <w:lsdException w:name="Grid Table 1 Light Accent 6" w:uiPriority="46"/>
+    <w:lsdException w:name="Grid Table 2 Accent 6" w:uiPriority="47"/>
+    <w:lsdException w:name="Grid Table 3 Accent 6" w:uiPriority="48"/>
+    <w:lsdException w:name="Grid Table 4 Accent 6" w:uiPriority="49"/>
+    <w:lsdException w:name="Grid Table 5 Dark Accent 6" w:uiPriority="50"/>
+    <w:lsdException w:name="Grid Table 6 Colorful Accent 6" w:uiPriority="51"/>
+    <w:lsdException w:name="Grid Table 7 Colorful Accent 6" w:uiPriority="52"/>
+    <w:lsdException w:name="List Table 1 Light" w:uiPriority="46"/>
+    <w:lsdException w:name="List Table 2" w:uiPriority="47"/>
+    <w:lsdException w:name="List Table 3" w:uiPriority="48"/>
+    <w:lsdException w:name="List Table 4" w:uiPriority="49"/>
+    <w:lsdException w:name="List Table 5 Dark" w:uiPriority="50"/>
+    <w:lsdException w:name="List Table 6 Colorful" w:uiPriority="51"/>
+    <w:lsdException w:name="List Table 7 Colorful" w:uiPriority="52"/>
+    <w:lsdException w:name="List Table 1 Light Accent 1" w:uiPriority="46"/>
+    <w:lsdException w:name="List Table 2 Accent 1" w:uiPriority="47"/>
+    <w:lsdException w:name="List Table 3 Accent 1" w:uiPriority="48"/>
+    <w:lsdException w:name="List Table 4 Accent 1" w:uiPriority="49"/>
+    <w:lsdException w:name="List Table 5 Dark Accent 1" w:uiPriority="50"/>
+    <w:lsdException w:name="List Table 6 Colorful Accent 1" w:uiPriority="51"/>
+    <w:lsdException w:name="List Table 7 Colorful Accent 1" w:uiPriority="52"/>
+    <w:lsdException w:name="List Table 1 Light Accent 2" w:uiPriority="46"/>
+    <w:lsdException w:name="List Table 2 Accent 2" w:uiPriority="47"/>
+    <w:lsdException w:name="List Table 3 Accent 2" w:uiPriority="48"/>
+    <w:lsdException w:name="List Table 4 Accent 2" w:uiPriority="49"/>
+    <w:lsdException w:name="List Table 5 Dark Accent 2" w:uiPriority="50"/>
+    <w:lsdException w:name="List Table 6 Colorful Accent 2" w:uiPriority="51"/>
+    <w:lsdException w:name="List Table 7 Colorful Accent 2" w:uiPriority="52"/>
+    <w:lsdException w:name="List Table 1 Light Accent 3" w:uiPriority="46"/>
+    <w:lsdException w:name="List Table 2 Accent 3" w:uiPriority="47"/>
+    <w:lsdException w:name="List Table 3 Accent 3" w:uiPriority="48"/>
+    <w:lsdException w:name="List Table 4 Accent 3" w:uiPriority="49"/>
+    <w:lsdException w:name="List Table 5 Dark Accent 3" w:uiPriority="50"/>
+    <w:lsdException w:name="List Table 6 Colorful Accent 3" w:uiPriority="51"/>
+    <w:lsdException w:name="List Table 7 Colorful Accent 3" w:uiPriority="52"/>
+    <w:lsdException w:name="List Table 1 Light Accent 4" w:uiPriority="46"/>
+    <w:lsdException w:name="List Table 2 Accent 4" w:uiPriority="47"/>
+    <w:lsdException w:name="List Table 3 Accent 4" w:uiPriority="48"/>
+    <w:lsdException w:name="List Table 4 Accent 4" w:uiPriority="49"/>
+    <w:lsdException w:name="List Table 5 Dark Accent 4" w:uiPriority="50"/>
+    <w:lsdException w:name="List Table 6 Colorful Accent 4" w:uiPriority="51"/>
+    <w:lsdException w:name="List Table 7 Colorful Accent 4" w:uiPriority="52"/>
+    <w:lsdException w:name="List Table 1 Light Accent 5" w:uiPriority="46"/>
+    <w:lsdException w:name="List Table 2 Accent 5" w:uiPriority="47"/>
+    <w:lsdException w:name="List Table 3 Accent 5" w:uiPriority="48"/>
+    <w:lsdException w:name="List Table 4 Accent 5" w:uiPriority="49"/>
+    <w:lsdException w:name="List Table 5 Dark Accent 5" w:uiPriority="50"/>
+    <w:lsdException w:name="List Table 6 Colorful Accent 5" w:uiPriority="51"/>
+    <w:lsdException w:name="List Table 7 Colorful Accent 5" w:uiPriority="52"/>
+    <w:lsdException w:name="List Table 1 Light Accent 6" w:uiPriority="46"/>
+    <w:lsdException w:name="List Table 2 Accent 6" w:uiPriority="47"/>
+    <w:lsdException w:name="List Table 3 Accent 6" w:uiPriority="48"/>
+    <w:lsdException w:name="List Table 4 Accent 6" w:uiPriority="49"/>
+    <w:lsdException w:name="List Table 5 Dark Accent 6" w:uiPriority="50"/>
+    <w:lsdException w:name="List Table 6 Colorful Accent 6" w:uiPriority="51"/>
+    <w:lsdException w:name="List Table 7 Colorful Accent 6" w:uiPriority="52"/>
+    <w:lsdException w:name="Mention" w:semiHidden="1" w:unhideWhenUsed="1"/>
+    <w:lsdException w:name="Smart Hyperlink" w:semiHidden="1" w:unhideWhenUsed="1"/>
+    <w:lsdException w:name="Hashtag" w:semiHidden="1" w:unhideWhenUsed="1"/>
+    <w:lsdException w:name="Unresolved Mention" w:semiHidden="1" w:unhideWhenUsed="1"/>
+    <w:lsdException w:name="Smart Link" w:semiHidden="1" w:unhideWhenUsed="1"/>
   </w:latentStyles>
   <w:style w:type="paragraph" w:default="1" w:styleId="Normal">
     <w:name w:val="Normal"/>
@@ -1120,7 +1393,6 @@
     <w:uiPriority w:val="99"/>
     <w:semiHidden/>
     <w:unhideWhenUsed/>
-    <w:qFormat/>
     <w:tblPr>
       <w:tblInd w:w="0" w:type="dxa"/>
       <w:tblCellMar>
@@ -1436,7 +1708,7 @@
   <a:extraClrSchemeLst/>
   <a:extLst>
     <a:ext uri="{05A4C25C-085E-4340-85A3-A5531E510DB2}">
-      <thm15:themeFamily xmlns:thm15="http://schemas.microsoft.com/office/thememl/2012/main" xmlns="" name="Office Theme" id="{62F939B6-93AF-4DB8-9C6B-D6C7DFDC589F}" vid="{4A3C46E8-61CC-4603-A589-7422A47A8E4A}"/>
+      <thm15:themeFamily xmlns:thm15="http://schemas.microsoft.com/office/thememl/2012/main" name="Office Theme" id="{62F939B6-93AF-4DB8-9C6B-D6C7DFDC589F}" vid="{4A3C46E8-61CC-4603-A589-7422A47A8E4A}"/>
     </a:ext>
   </a:extLst>
 </a:theme>
